--- a/savanna-myer-detailed-resume_april_2026docx.docx
+++ b/savanna-myer-detailed-resume_april_2026docx.docx
@@ -154,9 +154,8 @@
                 <w:sz w:val="18"/>
                 <w:szCs w:val="18"/>
               </w:rPr>
-              <w:t xml:space="preserve">     Connecticut, United </w:t>
-            </w:r>
-            <w:proofErr w:type="gramStart"/>
+              <w:t xml:space="preserve">     Connecticut, United States  ·  Remote-first  ·  614-</w:t>
+            </w:r>
             <w:r>
               <w:rPr>
                 <w:rFonts w:ascii="Century Gothic" w:eastAsia="Century Gothic" w:hAnsi="Century Gothic" w:cs="Century Gothic"/>
@@ -164,37 +163,7 @@
                 <w:sz w:val="18"/>
                 <w:szCs w:val="18"/>
               </w:rPr>
-              <w:t>States  ·</w:t>
-            </w:r>
-            <w:proofErr w:type="gramEnd"/>
-            <w:r>
-              <w:rPr>
-                <w:rFonts w:ascii="Century Gothic" w:eastAsia="Century Gothic" w:hAnsi="Century Gothic" w:cs="Century Gothic"/>
-                <w:color w:val="4A5568"/>
-                <w:sz w:val="18"/>
-                <w:szCs w:val="18"/>
-              </w:rPr>
-              <w:t xml:space="preserve">  Remote-</w:t>
-            </w:r>
-            <w:proofErr w:type="gramStart"/>
-            <w:r>
-              <w:rPr>
-                <w:rFonts w:ascii="Century Gothic" w:eastAsia="Century Gothic" w:hAnsi="Century Gothic" w:cs="Century Gothic"/>
-                <w:color w:val="4A5568"/>
-                <w:sz w:val="18"/>
-                <w:szCs w:val="18"/>
-              </w:rPr>
-              <w:t>first  ·</w:t>
-            </w:r>
-            <w:proofErr w:type="gramEnd"/>
-            <w:r>
-              <w:rPr>
-                <w:rFonts w:ascii="Century Gothic" w:eastAsia="Century Gothic" w:hAnsi="Century Gothic" w:cs="Century Gothic"/>
-                <w:color w:val="4A5568"/>
-                <w:sz w:val="18"/>
-                <w:szCs w:val="18"/>
-              </w:rPr>
-              <w:t xml:space="preserve">  614-309-4272</w:t>
+              <w:t>653-9066</w:t>
             </w:r>
           </w:p>
           <w:p>
@@ -220,20 +189,8 @@
                   <w:szCs w:val="16"/>
                   <w:u w:val="single"/>
                 </w:rPr>
-                <w:t>linkedin.com/in/</w:t>
+                <w:t>linkedin.com/in/savannamyer</w:t>
               </w:r>
-              <w:proofErr w:type="spellStart"/>
-              <w:r>
-                <w:rPr>
-                  <w:rFonts w:ascii="Century Gothic" w:eastAsia="Century Gothic" w:hAnsi="Century Gothic" w:cs="Century Gothic"/>
-                  <w:color w:val="2A9DB8"/>
-                  <w:sz w:val="16"/>
-                  <w:szCs w:val="16"/>
-                  <w:u w:val="single"/>
-                </w:rPr>
-                <w:t>savannamyer</w:t>
-              </w:r>
-              <w:proofErr w:type="spellEnd"/>
             </w:hyperlink>
             <w:r>
               <w:rPr>
@@ -346,25 +303,7 @@
           <w:sz w:val="18"/>
           <w:szCs w:val="18"/>
         </w:rPr>
-        <w:t xml:space="preserve">My Coordinated Compliance methodology treats evidence as a shared asset: collected once, routed to every framework simultaneously. Ask the team once. The answer travels.  Through automation of requests ensuring evidence is collected throughout the year, rather than just in one huge batch, provides a continuous view of the </w:t>
-      </w:r>
-      <w:proofErr w:type="gramStart"/>
-      <w:r>
-        <w:rPr>
-          <w:rFonts w:ascii="Century Gothic" w:eastAsia="Century Gothic" w:hAnsi="Century Gothic" w:cs="Century Gothic"/>
-          <w:sz w:val="18"/>
-          <w:szCs w:val="18"/>
-        </w:rPr>
-        <w:t>organizations</w:t>
-      </w:r>
-      <w:proofErr w:type="gramEnd"/>
-      <w:r>
-        <w:rPr>
-          <w:rFonts w:ascii="Century Gothic" w:eastAsia="Century Gothic" w:hAnsi="Century Gothic" w:cs="Century Gothic"/>
-          <w:sz w:val="18"/>
-          <w:szCs w:val="18"/>
-        </w:rPr>
-        <w:t xml:space="preserve"> compliance and security postures.</w:t>
+        <w:t>My Coordinated Compliance methodology treats evidence as a shared asset: collected once, routed to every framework simultaneously. Ask the team once. The answer travels.  Through automation of requests ensuring evidence is collected throughout the year, rather than just in one huge batch, provides a continuous view of the organizations compliance and security postures.</w:t>
       </w:r>
     </w:p>
     <w:p>
@@ -377,25 +316,7 @@
           <w:sz w:val="18"/>
           <w:szCs w:val="18"/>
         </w:rPr>
-        <w:t xml:space="preserve">Three graduate degrees in Information Systems, Forensic Psychology, and Crime Analysis give me a lens no standard compliance leader carries: I read a compliance program the way a crime analyst reads a system under pressure, identifying structural failures before they surface in an audit and </w:t>
-      </w:r>
-      <w:proofErr w:type="gramStart"/>
-      <w:r>
-        <w:rPr>
-          <w:rFonts w:ascii="Century Gothic" w:eastAsia="Century Gothic" w:hAnsi="Century Gothic" w:cs="Century Gothic"/>
-          <w:sz w:val="18"/>
-          <w:szCs w:val="18"/>
-        </w:rPr>
-        <w:t>provide</w:t>
-      </w:r>
-      <w:proofErr w:type="gramEnd"/>
-      <w:r>
-        <w:rPr>
-          <w:rFonts w:ascii="Century Gothic" w:eastAsia="Century Gothic" w:hAnsi="Century Gothic" w:cs="Century Gothic"/>
-          <w:sz w:val="18"/>
-          <w:szCs w:val="18"/>
-        </w:rPr>
-        <w:t xml:space="preserve"> real suggestions to ensure ongoing compliance where needed.</w:t>
+        <w:t>Three graduate degrees in Information Systems, Forensic Psychology, and Crime Analysis give me a lens no standard compliance leader carries: I read a compliance program the way a crime analyst reads a system under pressure, identifying structural failures before they surface in an audit and provide real suggestions to ensure ongoing compliance where needed.</w:t>
       </w:r>
     </w:p>
     <w:p>
@@ -487,7 +408,6 @@
                 <w:szCs w:val="36"/>
               </w:rPr>
             </w:pPr>
-            <w:proofErr w:type="gramStart"/>
             <w:r>
               <w:rPr>
                 <w:rFonts w:ascii="Century Gothic" w:eastAsia="Century Gothic" w:hAnsi="Century Gothic" w:cs="Century Gothic"/>
@@ -499,7 +419,6 @@
               </w:rPr>
               <w:t>3→13</w:t>
             </w:r>
-            <w:proofErr w:type="gramEnd"/>
           </w:p>
           <w:p>
             <w:pPr>
@@ -900,27 +819,7 @@
                 <w:szCs w:val="22"/>
                 <w:lang w:val="fr-FR"/>
               </w:rPr>
-              <w:t xml:space="preserve">Compliance Culture &amp; Change </w:t>
-            </w:r>
-            <w:proofErr w:type="spellStart"/>
-            <w:r>
-              <w:rPr>
-                <w:rFonts w:ascii="Century Gothic" w:eastAsia="Century Gothic" w:hAnsi="Century Gothic" w:cs="Century Gothic"/>
-                <w:sz w:val="22"/>
-                <w:szCs w:val="22"/>
-                <w:lang w:val="fr-FR"/>
-              </w:rPr>
-              <w:t>Mgmt</w:t>
-            </w:r>
-            <w:proofErr w:type="spellEnd"/>
-            <w:r>
-              <w:rPr>
-                <w:rFonts w:ascii="Century Gothic" w:eastAsia="Century Gothic" w:hAnsi="Century Gothic" w:cs="Century Gothic"/>
-                <w:sz w:val="22"/>
-                <w:szCs w:val="22"/>
-                <w:lang w:val="fr-FR"/>
-              </w:rPr>
-              <w:t>.</w:t>
+              <w:t>Compliance Culture &amp; Change Mgmt.</w:t>
             </w:r>
             <w:r>
               <w:rPr>
@@ -1749,25 +1648,7 @@
                 <w:sz w:val="17"/>
                 <w:szCs w:val="17"/>
               </w:rPr>
-              <w:t>Proprietary methodology synchronizing multiple audit cycles. Multiple frameworks are mapped into one simplified structure aligned to your internal processes and policies. Evidence collected once, routed to every framework that needs it. 9–</w:t>
-            </w:r>
-            <w:proofErr w:type="gramStart"/>
-            <w:r>
-              <w:rPr>
-                <w:rFonts w:ascii="Century Gothic" w:eastAsia="Century Gothic" w:hAnsi="Century Gothic" w:cs="Century Gothic"/>
-                <w:sz w:val="17"/>
-                <w:szCs w:val="17"/>
-              </w:rPr>
-              <w:t>12 month</w:t>
-            </w:r>
-            <w:proofErr w:type="gramEnd"/>
-            <w:r>
-              <w:rPr>
-                <w:rFonts w:ascii="Century Gothic" w:eastAsia="Century Gothic" w:hAnsi="Century Gothic" w:cs="Century Gothic"/>
-                <w:sz w:val="17"/>
-                <w:szCs w:val="17"/>
-              </w:rPr>
-              <w:t xml:space="preserve"> cycles compressed to 3 months. The burden that was on control operators was reduced by 95%.</w:t>
+              <w:t>Proprietary methodology synchronizing multiple audit cycles. Multiple frameworks are mapped into one simplified structure aligned to your internal processes and policies. Evidence collected once, routed to every framework that needs it. 9–12 month cycles compressed to 3 months. The burden that was on control operators was reduced by 95%.</w:t>
             </w:r>
           </w:p>
           <w:p>
@@ -2086,25 +1967,7 @@
                 <w:sz w:val="17"/>
                 <w:szCs w:val="17"/>
               </w:rPr>
-              <w:t xml:space="preserve">Evidence systems built with chain-of-custody rigor: auditable, traceable, irrefutable under adversarial scrutiny. Artifacts designed for cross-examination, not merely to pass a checklist audit. </w:t>
-            </w:r>
-            <w:proofErr w:type="gramStart"/>
-            <w:r>
-              <w:rPr>
-                <w:rFonts w:ascii="Century Gothic" w:eastAsia="Century Gothic" w:hAnsi="Century Gothic" w:cs="Century Gothic"/>
-                <w:sz w:val="17"/>
-                <w:szCs w:val="17"/>
-              </w:rPr>
-              <w:t>Year round</w:t>
-            </w:r>
-            <w:proofErr w:type="gramEnd"/>
-            <w:r>
-              <w:rPr>
-                <w:rFonts w:ascii="Century Gothic" w:eastAsia="Century Gothic" w:hAnsi="Century Gothic" w:cs="Century Gothic"/>
-                <w:sz w:val="17"/>
-                <w:szCs w:val="17"/>
-              </w:rPr>
-              <w:t xml:space="preserve"> evidence collection leads to continuous security and compliance posture monitoring.</w:t>
+              <w:t>Evidence systems built with chain-of-custody rigor: auditable, traceable, irrefutable under adversarial scrutiny. Artifacts designed for cross-examination, not merely to pass a checklist audit. Year round evidence collection leads to continuous security and compliance posture monitoring.</w:t>
             </w:r>
           </w:p>
           <w:p>
@@ -2138,43 +2001,7 @@
                 <w:sz w:val="17"/>
                 <w:szCs w:val="17"/>
               </w:rPr>
-              <w:t xml:space="preserve">Designed and maintained BCDR programs under live regional crisis conditions in Ukraine and the Middle East. The highest-stress validation </w:t>
-            </w:r>
-            <w:proofErr w:type="gramStart"/>
-            <w:r>
-              <w:rPr>
-                <w:rFonts w:ascii="Century Gothic" w:eastAsia="Century Gothic" w:hAnsi="Century Gothic" w:cs="Century Gothic"/>
-                <w:sz w:val="17"/>
-                <w:szCs w:val="17"/>
-              </w:rPr>
-              <w:t>that</w:t>
-            </w:r>
-            <w:proofErr w:type="gramEnd"/>
-            <w:r>
-              <w:rPr>
-                <w:rFonts w:ascii="Century Gothic" w:eastAsia="Century Gothic" w:hAnsi="Century Gothic" w:cs="Century Gothic"/>
-                <w:sz w:val="17"/>
-                <w:szCs w:val="17"/>
-              </w:rPr>
-              <w:t xml:space="preserve"> a compliance program </w:t>
-            </w:r>
-            <w:proofErr w:type="gramStart"/>
-            <w:r>
-              <w:rPr>
-                <w:rFonts w:ascii="Century Gothic" w:eastAsia="Century Gothic" w:hAnsi="Century Gothic" w:cs="Century Gothic"/>
-                <w:sz w:val="17"/>
-                <w:szCs w:val="17"/>
-              </w:rPr>
-              <w:t>actually functions</w:t>
-            </w:r>
-            <w:proofErr w:type="gramEnd"/>
-            <w:r>
-              <w:rPr>
-                <w:rFonts w:ascii="Century Gothic" w:eastAsia="Century Gothic" w:hAnsi="Century Gothic" w:cs="Century Gothic"/>
-                <w:sz w:val="17"/>
-                <w:szCs w:val="17"/>
-              </w:rPr>
-              <w:t xml:space="preserve"> rather than only documents well.</w:t>
+              <w:t>Designed and maintained BCDR programs under live regional crisis conditions in Ukraine and the Middle East. The highest-stress validation that a compliance program actually functions rather than only documents well.</w:t>
             </w:r>
           </w:p>
         </w:tc>
@@ -3584,47 +3411,7 @@
                 <w:sz w:val="14"/>
                 <w:szCs w:val="14"/>
               </w:rPr>
-              <w:t>2011–</w:t>
-            </w:r>
-            <w:proofErr w:type="gramStart"/>
-            <w:r>
-              <w:rPr>
-                <w:rFonts w:ascii="Century Gothic" w:eastAsia="Century Gothic" w:hAnsi="Century Gothic" w:cs="Century Gothic"/>
-                <w:color w:val="4A5568"/>
-                <w:sz w:val="14"/>
-                <w:szCs w:val="14"/>
-              </w:rPr>
-              <w:t>2018  ·</w:t>
-            </w:r>
-            <w:proofErr w:type="gramEnd"/>
-            <w:r>
-              <w:rPr>
-                <w:rFonts w:ascii="Century Gothic" w:eastAsia="Century Gothic" w:hAnsi="Century Gothic" w:cs="Century Gothic"/>
-                <w:color w:val="4A5568"/>
-                <w:sz w:val="14"/>
-                <w:szCs w:val="14"/>
-              </w:rPr>
-              <w:t xml:space="preserve">  OSU / Huntington Bank / Saint Mary's / </w:t>
-            </w:r>
-            <w:proofErr w:type="spellStart"/>
-            <w:r>
-              <w:rPr>
-                <w:rFonts w:ascii="Century Gothic" w:eastAsia="Century Gothic" w:hAnsi="Century Gothic" w:cs="Century Gothic"/>
-                <w:color w:val="4A5568"/>
-                <w:sz w:val="14"/>
-                <w:szCs w:val="14"/>
-              </w:rPr>
-              <w:t>Evariant</w:t>
-            </w:r>
-            <w:proofErr w:type="spellEnd"/>
-            <w:r>
-              <w:rPr>
-                <w:rFonts w:ascii="Century Gothic" w:eastAsia="Century Gothic" w:hAnsi="Century Gothic" w:cs="Century Gothic"/>
-                <w:color w:val="4A5568"/>
-                <w:sz w:val="14"/>
-                <w:szCs w:val="14"/>
-              </w:rPr>
-              <w:t xml:space="preserve"> / Aetna/CVS</w:t>
+              <w:t>2011–2018  ·  OSU / Huntington Bank / Saint Mary's / Evariant / Aetna/CVS</w:t>
             </w:r>
           </w:p>
           <w:p>
@@ -3637,25 +3424,7 @@
                 <w:sz w:val="17"/>
                 <w:szCs w:val="17"/>
               </w:rPr>
-              <w:t xml:space="preserve">Seven years in healthcare, higher education, and financial services. Built the pattern recognition and regulatory fluency that makes enterprise compliance work possible: HIPAA at scale, PHI across complex infrastructure, federal </w:t>
-            </w:r>
-            <w:proofErr w:type="gramStart"/>
-            <w:r>
-              <w:rPr>
-                <w:rFonts w:ascii="Century Gothic" w:eastAsia="Century Gothic" w:hAnsi="Century Gothic" w:cs="Century Gothic"/>
-                <w:sz w:val="17"/>
-                <w:szCs w:val="17"/>
-              </w:rPr>
-              <w:t>regulator</w:t>
-            </w:r>
-            <w:proofErr w:type="gramEnd"/>
-            <w:r>
-              <w:rPr>
-                <w:rFonts w:ascii="Century Gothic" w:eastAsia="Century Gothic" w:hAnsi="Century Gothic" w:cs="Century Gothic"/>
-                <w:sz w:val="17"/>
-                <w:szCs w:val="17"/>
-              </w:rPr>
-              <w:t xml:space="preserve"> relationships, first CISO role, $3M DLP program, 100,000+ incident remediation.</w:t>
+              <w:t>Seven years in healthcare, higher education, and financial services. Built the pattern recognition and regulatory fluency that makes enterprise compliance work possible: HIPAA at scale, PHI across complex infrastructure, federal regulator relationships, first CISO role, $3M DLP program, 100,000+ incident remediation.</w:t>
             </w:r>
           </w:p>
         </w:tc>
@@ -3904,47 +3673,7 @@
                 <w:sz w:val="14"/>
                 <w:szCs w:val="14"/>
               </w:rPr>
-              <w:t>2018–</w:t>
-            </w:r>
-            <w:proofErr w:type="gramStart"/>
-            <w:r>
-              <w:rPr>
-                <w:rFonts w:ascii="Century Gothic" w:eastAsia="Century Gothic" w:hAnsi="Century Gothic" w:cs="Century Gothic"/>
-                <w:color w:val="4A5568"/>
-                <w:sz w:val="14"/>
-                <w:szCs w:val="14"/>
-              </w:rPr>
-              <w:t>2023  ·</w:t>
-            </w:r>
-            <w:proofErr w:type="gramEnd"/>
-            <w:r>
-              <w:rPr>
-                <w:rFonts w:ascii="Century Gothic" w:eastAsia="Century Gothic" w:hAnsi="Century Gothic" w:cs="Century Gothic"/>
-                <w:color w:val="4A5568"/>
-                <w:sz w:val="14"/>
-                <w:szCs w:val="14"/>
-              </w:rPr>
-              <w:t xml:space="preserve">  Elastic (NYSE: </w:t>
-            </w:r>
-            <w:proofErr w:type="gramStart"/>
-            <w:r>
-              <w:rPr>
-                <w:rFonts w:ascii="Century Gothic" w:eastAsia="Century Gothic" w:hAnsi="Century Gothic" w:cs="Century Gothic"/>
-                <w:color w:val="4A5568"/>
-                <w:sz w:val="14"/>
-                <w:szCs w:val="14"/>
-              </w:rPr>
-              <w:t>ESTC)  ·</w:t>
-            </w:r>
-            <w:proofErr w:type="gramEnd"/>
-            <w:r>
-              <w:rPr>
-                <w:rFonts w:ascii="Century Gothic" w:eastAsia="Century Gothic" w:hAnsi="Century Gothic" w:cs="Century Gothic"/>
-                <w:color w:val="4A5568"/>
-                <w:sz w:val="14"/>
-                <w:szCs w:val="14"/>
-              </w:rPr>
-              <w:t xml:space="preserve">  People.ai ($1.1B unicorn)</w:t>
+              <w:t>2018–2023  ·  Elastic (NYSE: ESTC)  ·  People.ai ($1.1B unicorn)</w:t>
             </w:r>
           </w:p>
           <w:p>
@@ -3957,25 +3686,7 @@
                 <w:sz w:val="17"/>
                 <w:szCs w:val="17"/>
               </w:rPr>
-              <w:t xml:space="preserve">Five </w:t>
-            </w:r>
-            <w:proofErr w:type="gramStart"/>
-            <w:r>
-              <w:rPr>
-                <w:rFonts w:ascii="Century Gothic" w:eastAsia="Century Gothic" w:hAnsi="Century Gothic" w:cs="Century Gothic"/>
-                <w:sz w:val="17"/>
-                <w:szCs w:val="17"/>
-              </w:rPr>
-              <w:t>years</w:t>
-            </w:r>
-            <w:proofErr w:type="gramEnd"/>
-            <w:r>
-              <w:rPr>
-                <w:rFonts w:ascii="Century Gothic" w:eastAsia="Century Gothic" w:hAnsi="Century Gothic" w:cs="Century Gothic"/>
-                <w:sz w:val="17"/>
-                <w:szCs w:val="17"/>
-              </w:rPr>
-              <w:t xml:space="preserve"> scaling compliance at two public technology companies during periods of exceptional growth. First ISO certifications at Elastic cited in FY2019 10-K. Zero-to-one compliance program at People.ai in a single 8-month build cycle. First full deployment of Coordinated Compliance methodology.</w:t>
+              <w:t>Five years scaling compliance at two public technology companies during periods of exceptional growth. First ISO certifications at Elastic cited in FY2019 10-K. Zero-to-one compliance program at People.ai in a single 8-month build cycle. First full deployment of Coordinated Compliance methodology.</w:t>
             </w:r>
           </w:p>
         </w:tc>
@@ -4096,27 +3807,7 @@
                 <w:sz w:val="15"/>
                 <w:szCs w:val="15"/>
               </w:rPr>
-              <w:t xml:space="preserve">6 </w:t>
-            </w:r>
-            <w:proofErr w:type="spellStart"/>
-            <w:r>
-              <w:rPr>
-                <w:rFonts w:ascii="Century Gothic" w:eastAsia="Century Gothic" w:hAnsi="Century Gothic" w:cs="Century Gothic"/>
-                <w:color w:val="1A2A40"/>
-                <w:sz w:val="15"/>
-                <w:szCs w:val="15"/>
-              </w:rPr>
-              <w:t>certs</w:t>
-            </w:r>
-            <w:proofErr w:type="spellEnd"/>
-            <w:r>
-              <w:rPr>
-                <w:rFonts w:ascii="Century Gothic" w:eastAsia="Century Gothic" w:hAnsi="Century Gothic" w:cs="Century Gothic"/>
-                <w:color w:val="1A2A40"/>
-                <w:sz w:val="15"/>
-                <w:szCs w:val="15"/>
-              </w:rPr>
-              <w:t xml:space="preserve"> from zero in 18 months</w:t>
+              <w:t>6 certs from zero in 18 months</w:t>
             </w:r>
           </w:p>
           <w:p>
@@ -4215,27 +3906,7 @@
                 <w:sz w:val="14"/>
                 <w:szCs w:val="14"/>
               </w:rPr>
-              <w:t>2023–</w:t>
-            </w:r>
-            <w:proofErr w:type="gramStart"/>
-            <w:r>
-              <w:rPr>
-                <w:rFonts w:ascii="Century Gothic" w:eastAsia="Century Gothic" w:hAnsi="Century Gothic" w:cs="Century Gothic"/>
-                <w:color w:val="4A5568"/>
-                <w:sz w:val="14"/>
-                <w:szCs w:val="14"/>
-              </w:rPr>
-              <w:t>2026  ·</w:t>
-            </w:r>
-            <w:proofErr w:type="gramEnd"/>
-            <w:r>
-              <w:rPr>
-                <w:rFonts w:ascii="Century Gothic" w:eastAsia="Century Gothic" w:hAnsi="Century Gothic" w:cs="Century Gothic"/>
-                <w:color w:val="4A5568"/>
-                <w:sz w:val="14"/>
-                <w:szCs w:val="14"/>
-              </w:rPr>
-              <w:t xml:space="preserve">  Rubrik (NYSE: RBRK)</w:t>
+              <w:t>2023–2026  ·  Rubrik (NYSE: RBRK)</w:t>
             </w:r>
           </w:p>
           <w:p>
@@ -4574,40 +4245,7 @@
                 <w:sz w:val="22"/>
                 <w:szCs w:val="22"/>
               </w:rPr>
-              <w:t xml:space="preserve">Head of Security, Compliance &amp; </w:t>
-            </w:r>
-            <w:proofErr w:type="gramStart"/>
-            <w:r>
-              <w:rPr>
-                <w:b/>
-                <w:bCs/>
-                <w:color w:val="1A2A40"/>
-                <w:sz w:val="22"/>
-                <w:szCs w:val="22"/>
-              </w:rPr>
-              <w:t>Governance  +</w:t>
-            </w:r>
-            <w:proofErr w:type="gramEnd"/>
-            <w:r>
-              <w:rPr>
-                <w:b/>
-                <w:bCs/>
-                <w:color w:val="1A2A40"/>
-                <w:sz w:val="22"/>
-                <w:szCs w:val="22"/>
-              </w:rPr>
-              <w:t xml:space="preserve">  Customer </w:t>
-            </w:r>
-            <w:proofErr w:type="gramStart"/>
-            <w:r>
-              <w:rPr>
-                <w:b/>
-                <w:bCs/>
-                <w:color w:val="1A2A40"/>
-                <w:sz w:val="22"/>
-                <w:szCs w:val="22"/>
-              </w:rPr>
-              <w:t>Trust</w:t>
+              <w:t>Head of Security, Compliance &amp; Governance  +  Customer Trust</w:t>
             </w:r>
             <w:r>
               <w:rPr>
@@ -4615,16 +4253,7 @@
                 <w:sz w:val="16"/>
                 <w:szCs w:val="16"/>
               </w:rPr>
-              <w:t xml:space="preserve">  ·</w:t>
-            </w:r>
-            <w:proofErr w:type="gramEnd"/>
-            <w:r>
-              <w:rPr>
-                <w:color w:val="4A5568"/>
-                <w:sz w:val="16"/>
-                <w:szCs w:val="16"/>
-              </w:rPr>
-              <w:t xml:space="preserve">  </w:t>
+              <w:t xml:space="preserve">  ·  </w:t>
             </w:r>
             <w:r>
               <w:rPr>
@@ -4634,29 +4263,7 @@
                 <w:sz w:val="16"/>
                 <w:szCs w:val="16"/>
               </w:rPr>
-              <w:t xml:space="preserve">NYSE: </w:t>
-            </w:r>
-            <w:proofErr w:type="gramStart"/>
-            <w:r>
-              <w:rPr>
-                <w:i/>
-                <w:iCs/>
-                <w:color w:val="4A5568"/>
-                <w:sz w:val="16"/>
-                <w:szCs w:val="16"/>
-              </w:rPr>
-              <w:t>RBRK  ·</w:t>
-            </w:r>
-            <w:proofErr w:type="gramEnd"/>
-            <w:r>
-              <w:rPr>
-                <w:i/>
-                <w:iCs/>
-                <w:color w:val="4A5568"/>
-                <w:sz w:val="16"/>
-                <w:szCs w:val="16"/>
-              </w:rPr>
-              <w:t xml:space="preserve">  Data Security &amp; Cloud Data Management</w:t>
+              <w:t>NYSE: RBRK  ·  Data Security &amp; Cloud Data Management</w:t>
             </w:r>
           </w:p>
           <w:tbl>
@@ -4871,25 +4478,7 @@
                 <w:iCs/>
                 <w:color w:val="4A5568"/>
               </w:rPr>
-              <w:t xml:space="preserve">Pre-IPO compliance is one of the </w:t>
-            </w:r>
-            <w:proofErr w:type="gramStart"/>
-            <w:r>
-              <w:rPr>
-                <w:i/>
-                <w:iCs/>
-                <w:color w:val="4A5568"/>
-              </w:rPr>
-              <w:t>highest-stakes</w:t>
-            </w:r>
-            <w:proofErr w:type="gramEnd"/>
-            <w:r>
-              <w:rPr>
-                <w:i/>
-                <w:iCs/>
-                <w:color w:val="4A5568"/>
-              </w:rPr>
-              <w:t xml:space="preserve"> builds a compliance leader will do: every gap is a filing risk, every lapse is a deal risk, every missed certification is a market access failure. At Rubrik, I managed all three simultaneously, leading security compliance and Customer Trust through NYSE IPO (RBRK, April 2024), three M&amp;A integrations, and a $600M to $1.2B revenue growth period, without a single audit lapse, certification gap, or S-1 compliance deficiency.</w:t>
+              <w:t>Pre-IPO compliance is one of the highest-stakes builds a compliance leader will do: every gap is a filing risk, every lapse is a deal risk, every missed certification is a market access failure. At Rubrik, I managed all three simultaneously, leading security compliance and Customer Trust through NYSE IPO (RBRK, April 2024), three M&amp;A integrations, and a $600M to $1.2B revenue growth period, without a single audit lapse, certification gap, or S-1 compliance deficiency.</w:t>
             </w:r>
           </w:p>
           <w:p>
@@ -4961,43 +4550,7 @@
                 <w:sz w:val="18"/>
                 <w:szCs w:val="18"/>
               </w:rPr>
-              <w:t xml:space="preserve">Implemented </w:t>
-            </w:r>
-            <w:proofErr w:type="spellStart"/>
-            <w:r>
-              <w:rPr>
-                <w:rFonts w:ascii="Century Gothic" w:eastAsia="Century Gothic" w:hAnsi="Century Gothic" w:cs="Century Gothic"/>
-                <w:sz w:val="18"/>
-                <w:szCs w:val="18"/>
-              </w:rPr>
-              <w:t>Hyperproof</w:t>
-            </w:r>
-            <w:proofErr w:type="spellEnd"/>
-            <w:r>
-              <w:rPr>
-                <w:rFonts w:ascii="Century Gothic" w:eastAsia="Century Gothic" w:hAnsi="Century Gothic" w:cs="Century Gothic"/>
-                <w:sz w:val="18"/>
-                <w:szCs w:val="18"/>
-              </w:rPr>
-              <w:t xml:space="preserve"> as GRC tool and integrated the tool with JIRA to provide requests to control owners where and how they </w:t>
-            </w:r>
-            <w:proofErr w:type="gramStart"/>
-            <w:r>
-              <w:rPr>
-                <w:rFonts w:ascii="Century Gothic" w:eastAsia="Century Gothic" w:hAnsi="Century Gothic" w:cs="Century Gothic"/>
-                <w:sz w:val="18"/>
-                <w:szCs w:val="18"/>
-              </w:rPr>
-              <w:t>work, and</w:t>
-            </w:r>
-            <w:proofErr w:type="gramEnd"/>
-            <w:r>
-              <w:rPr>
-                <w:rFonts w:ascii="Century Gothic" w:eastAsia="Century Gothic" w:hAnsi="Century Gothic" w:cs="Century Gothic"/>
-                <w:sz w:val="18"/>
-                <w:szCs w:val="18"/>
-              </w:rPr>
-              <w:t xml:space="preserve"> integrated with Slack to ensure faster communications and evidence reviews.</w:t>
+              <w:t>Implemented Hyperproof as GRC tool and integrated the tool with JIRA to provide requests to control owners where and how they work, and integrated with Slack to ensure faster communications and evidence reviews.</w:t>
             </w:r>
           </w:p>
           <w:p>
@@ -5554,7 +5107,6 @@
               </w:rPr>
               <w:t xml:space="preserve">› </w:t>
             </w:r>
-            <w:proofErr w:type="spellStart"/>
             <w:r>
               <w:rPr>
                 <w:rFonts w:ascii="Century Gothic" w:eastAsia="Century Gothic" w:hAnsi="Century Gothic" w:cs="Century Gothic"/>
@@ -5562,9 +5114,28 @@
                 <w:sz w:val="18"/>
                 <w:szCs w:val="18"/>
               </w:rPr>
-              <w:t>Drata</w:t>
-            </w:r>
-            <w:proofErr w:type="spellEnd"/>
+              <w:t>Drata (advanced)</w:t>
+            </w:r>
+          </w:p>
+          <w:p>
+            <w:pPr>
+              <w:spacing w:after="36"/>
+              <w:rPr>
+                <w:rFonts w:ascii="Century Gothic" w:eastAsia="Century Gothic" w:hAnsi="Century Gothic" w:cs="Century Gothic"/>
+                <w:color w:val="2A3A52"/>
+                <w:sz w:val="18"/>
+                <w:szCs w:val="18"/>
+              </w:rPr>
+            </w:pPr>
+            <w:r>
+              <w:rPr>
+                <w:rFonts w:ascii="Century Gothic" w:eastAsia="Century Gothic" w:hAnsi="Century Gothic" w:cs="Century Gothic"/>
+                <w:color w:val="2A3A52"/>
+                <w:sz w:val="18"/>
+                <w:szCs w:val="18"/>
+              </w:rPr>
+              <w:t xml:space="preserve">› </w:t>
+            </w:r>
             <w:r>
               <w:rPr>
                 <w:rFonts w:ascii="Century Gothic" w:eastAsia="Century Gothic" w:hAnsi="Century Gothic" w:cs="Century Gothic"/>
@@ -5572,7 +5143,7 @@
                 <w:sz w:val="18"/>
                 <w:szCs w:val="18"/>
               </w:rPr>
-              <w:t xml:space="preserve"> (advanced)</w:t>
+              <w:t>Jira / Confluence</w:t>
             </w:r>
           </w:p>
           <w:p>
@@ -5601,7 +5172,7 @@
                 <w:sz w:val="18"/>
                 <w:szCs w:val="18"/>
               </w:rPr>
-              <w:t>Jira / Confluence</w:t>
+              <w:t>Okta SSO + SCIM</w:t>
             </w:r>
           </w:p>
           <w:p>
@@ -5609,18 +5180,47 @@
               <w:spacing w:after="36"/>
               <w:rPr>
                 <w:rFonts w:ascii="Century Gothic" w:eastAsia="Century Gothic" w:hAnsi="Century Gothic" w:cs="Century Gothic"/>
+                <w:color w:val="1A2A40"/>
+                <w:sz w:val="18"/>
+                <w:szCs w:val="18"/>
+              </w:rPr>
+            </w:pPr>
+            <w:r>
+              <w:rPr>
+                <w:rFonts w:ascii="Century Gothic" w:eastAsia="Century Gothic" w:hAnsi="Century Gothic" w:cs="Century Gothic"/>
                 <w:color w:val="2A3A52"/>
                 <w:sz w:val="18"/>
                 <w:szCs w:val="18"/>
               </w:rPr>
-            </w:pPr>
-            <w:r>
+              <w:t xml:space="preserve">› </w:t>
+            </w:r>
+            <w:r>
+              <w:rPr>
+                <w:rFonts w:ascii="Century Gothic" w:eastAsia="Century Gothic" w:hAnsi="Century Gothic" w:cs="Century Gothic"/>
+                <w:color w:val="1A2A40"/>
+                <w:sz w:val="18"/>
+                <w:szCs w:val="18"/>
+              </w:rPr>
+              <w:t>CrowdStrike</w:t>
+            </w:r>
+          </w:p>
+          <w:p>
+            <w:pPr>
+              <w:spacing w:after="36"/>
               <w:rPr>
                 <w:rFonts w:ascii="Century Gothic" w:eastAsia="Century Gothic" w:hAnsi="Century Gothic" w:cs="Century Gothic"/>
                 <w:color w:val="2A3A52"/>
                 <w:sz w:val="18"/>
                 <w:szCs w:val="18"/>
               </w:rPr>
+            </w:pPr>
+            <w:r>
+              <w:rPr>
+                <w:rFonts w:ascii="Century Gothic" w:eastAsia="Century Gothic" w:hAnsi="Century Gothic" w:cs="Century Gothic"/>
+                <w:color w:val="2A3A52"/>
+                <w:sz w:val="18"/>
+                <w:szCs w:val="18"/>
+              </w:rPr>
               <w:t xml:space="preserve">› </w:t>
             </w:r>
             <w:r>
@@ -5630,7 +5230,7 @@
                 <w:sz w:val="18"/>
                 <w:szCs w:val="18"/>
               </w:rPr>
-              <w:t>Okta SSO + SCIM</w:t>
+              <w:t>Hyperproof</w:t>
             </w:r>
           </w:p>
           <w:p>
@@ -5659,7 +5259,7 @@
                 <w:sz w:val="18"/>
                 <w:szCs w:val="18"/>
               </w:rPr>
-              <w:t>CrowdStrike</w:t>
+              <w:t>ZenGRC</w:t>
             </w:r>
           </w:p>
           <w:p>
@@ -5681,7 +5281,6 @@
               </w:rPr>
               <w:t xml:space="preserve">› </w:t>
             </w:r>
-            <w:proofErr w:type="spellStart"/>
             <w:r>
               <w:rPr>
                 <w:rFonts w:ascii="Century Gothic" w:eastAsia="Century Gothic" w:hAnsi="Century Gothic" w:cs="Century Gothic"/>
@@ -5689,30 +5288,57 @@
                 <w:sz w:val="18"/>
                 <w:szCs w:val="18"/>
               </w:rPr>
-              <w:t>Hyperproof</w:t>
-            </w:r>
-            <w:proofErr w:type="spellEnd"/>
+              <w:t>Wiz (CSPM)</w:t>
+            </w:r>
           </w:p>
           <w:p>
             <w:pPr>
               <w:spacing w:after="36"/>
               <w:rPr>
                 <w:rFonts w:ascii="Century Gothic" w:eastAsia="Century Gothic" w:hAnsi="Century Gothic" w:cs="Century Gothic"/>
+                <w:color w:val="2A3A52"/>
+                <w:sz w:val="18"/>
+                <w:szCs w:val="18"/>
+              </w:rPr>
+            </w:pPr>
+            <w:r>
+              <w:rPr>
+                <w:rFonts w:ascii="Century Gothic" w:eastAsia="Century Gothic" w:hAnsi="Century Gothic" w:cs="Century Gothic"/>
+                <w:color w:val="2A3A52"/>
+                <w:sz w:val="18"/>
+                <w:szCs w:val="18"/>
+              </w:rPr>
+              <w:t xml:space="preserve">› </w:t>
+            </w:r>
+            <w:r>
+              <w:rPr>
+                <w:rFonts w:ascii="Century Gothic" w:eastAsia="Century Gothic" w:hAnsi="Century Gothic" w:cs="Century Gothic"/>
                 <w:color w:val="1A2A40"/>
                 <w:sz w:val="18"/>
                 <w:szCs w:val="18"/>
               </w:rPr>
-            </w:pPr>
-            <w:r>
+              <w:t>Qualys</w:t>
+            </w:r>
+          </w:p>
+          <w:p>
+            <w:pPr>
+              <w:spacing w:after="36"/>
               <w:rPr>
                 <w:rFonts w:ascii="Century Gothic" w:eastAsia="Century Gothic" w:hAnsi="Century Gothic" w:cs="Century Gothic"/>
                 <w:color w:val="2A3A52"/>
                 <w:sz w:val="18"/>
                 <w:szCs w:val="18"/>
               </w:rPr>
+            </w:pPr>
+            <w:r>
+              <w:rPr>
+                <w:rFonts w:ascii="Century Gothic" w:eastAsia="Century Gothic" w:hAnsi="Century Gothic" w:cs="Century Gothic"/>
+                <w:color w:val="2A3A52"/>
+                <w:sz w:val="18"/>
+                <w:szCs w:val="18"/>
+              </w:rPr>
               <w:t xml:space="preserve">› </w:t>
             </w:r>
-            <w:proofErr w:type="spellStart"/>
             <w:r>
               <w:rPr>
                 <w:rFonts w:ascii="Century Gothic" w:eastAsia="Century Gothic" w:hAnsi="Century Gothic" w:cs="Century Gothic"/>
@@ -5720,27 +5346,26 @@
                 <w:sz w:val="18"/>
                 <w:szCs w:val="18"/>
               </w:rPr>
-              <w:t>ZenGRC</w:t>
-            </w:r>
-            <w:proofErr w:type="spellEnd"/>
+              <w:t>AWS + Azure</w:t>
+            </w:r>
           </w:p>
           <w:p>
             <w:pPr>
               <w:spacing w:after="36"/>
               <w:rPr>
                 <w:rFonts w:ascii="Century Gothic" w:eastAsia="Century Gothic" w:hAnsi="Century Gothic" w:cs="Century Gothic"/>
+                <w:color w:val="1A2A40"/>
+                <w:sz w:val="18"/>
+                <w:szCs w:val="18"/>
+              </w:rPr>
+            </w:pPr>
+            <w:r>
+              <w:rPr>
+                <w:rFonts w:ascii="Century Gothic" w:eastAsia="Century Gothic" w:hAnsi="Century Gothic" w:cs="Century Gothic"/>
                 <w:color w:val="2A3A52"/>
                 <w:sz w:val="18"/>
                 <w:szCs w:val="18"/>
               </w:rPr>
-            </w:pPr>
-            <w:r>
-              <w:rPr>
-                <w:rFonts w:ascii="Century Gothic" w:eastAsia="Century Gothic" w:hAnsi="Century Gothic" w:cs="Century Gothic"/>
-                <w:color w:val="2A3A52"/>
-                <w:sz w:val="18"/>
-                <w:szCs w:val="18"/>
-              </w:rPr>
               <w:t xml:space="preserve">› </w:t>
             </w:r>
             <w:r>
@@ -5750,97 +5375,8 @@
                 <w:sz w:val="18"/>
                 <w:szCs w:val="18"/>
               </w:rPr>
-              <w:t>Wiz (CSPM)</w:t>
-            </w:r>
-          </w:p>
-          <w:p>
-            <w:pPr>
-              <w:spacing w:after="36"/>
-              <w:rPr>
-                <w:rFonts w:ascii="Century Gothic" w:eastAsia="Century Gothic" w:hAnsi="Century Gothic" w:cs="Century Gothic"/>
-                <w:color w:val="2A3A52"/>
-                <w:sz w:val="18"/>
-                <w:szCs w:val="18"/>
-              </w:rPr>
-            </w:pPr>
-            <w:r>
-              <w:rPr>
-                <w:rFonts w:ascii="Century Gothic" w:eastAsia="Century Gothic" w:hAnsi="Century Gothic" w:cs="Century Gothic"/>
-                <w:color w:val="2A3A52"/>
-                <w:sz w:val="18"/>
-                <w:szCs w:val="18"/>
-              </w:rPr>
-              <w:t xml:space="preserve">› </w:t>
-            </w:r>
-            <w:r>
-              <w:rPr>
-                <w:rFonts w:ascii="Century Gothic" w:eastAsia="Century Gothic" w:hAnsi="Century Gothic" w:cs="Century Gothic"/>
-                <w:color w:val="1A2A40"/>
-                <w:sz w:val="18"/>
-                <w:szCs w:val="18"/>
-              </w:rPr>
-              <w:t>Qualys</w:t>
-            </w:r>
-          </w:p>
-          <w:p>
-            <w:pPr>
-              <w:spacing w:after="36"/>
-              <w:rPr>
-                <w:rFonts w:ascii="Century Gothic" w:eastAsia="Century Gothic" w:hAnsi="Century Gothic" w:cs="Century Gothic"/>
-                <w:color w:val="2A3A52"/>
-                <w:sz w:val="18"/>
-                <w:szCs w:val="18"/>
-              </w:rPr>
-            </w:pPr>
-            <w:r>
-              <w:rPr>
-                <w:rFonts w:ascii="Century Gothic" w:eastAsia="Century Gothic" w:hAnsi="Century Gothic" w:cs="Century Gothic"/>
-                <w:color w:val="2A3A52"/>
-                <w:sz w:val="18"/>
-                <w:szCs w:val="18"/>
-              </w:rPr>
-              <w:t xml:space="preserve">› </w:t>
-            </w:r>
-            <w:r>
-              <w:rPr>
-                <w:rFonts w:ascii="Century Gothic" w:eastAsia="Century Gothic" w:hAnsi="Century Gothic" w:cs="Century Gothic"/>
-                <w:color w:val="1A2A40"/>
-                <w:sz w:val="18"/>
-                <w:szCs w:val="18"/>
-              </w:rPr>
-              <w:t>AWS + Azure</w:t>
-            </w:r>
-          </w:p>
-          <w:p>
-            <w:pPr>
-              <w:spacing w:after="36"/>
-              <w:rPr>
-                <w:rFonts w:ascii="Century Gothic" w:eastAsia="Century Gothic" w:hAnsi="Century Gothic" w:cs="Century Gothic"/>
-                <w:color w:val="1A2A40"/>
-                <w:sz w:val="18"/>
-                <w:szCs w:val="18"/>
-              </w:rPr>
-            </w:pPr>
-            <w:r>
-              <w:rPr>
-                <w:rFonts w:ascii="Century Gothic" w:eastAsia="Century Gothic" w:hAnsi="Century Gothic" w:cs="Century Gothic"/>
-                <w:color w:val="2A3A52"/>
-                <w:sz w:val="18"/>
-                <w:szCs w:val="18"/>
-              </w:rPr>
-              <w:t xml:space="preserve">› </w:t>
-            </w:r>
-            <w:proofErr w:type="spellStart"/>
-            <w:r>
-              <w:rPr>
-                <w:rFonts w:ascii="Century Gothic" w:eastAsia="Century Gothic" w:hAnsi="Century Gothic" w:cs="Century Gothic"/>
-                <w:color w:val="1A2A40"/>
-                <w:sz w:val="18"/>
-                <w:szCs w:val="18"/>
-              </w:rPr>
               <w:t>OneTrust</w:t>
             </w:r>
-            <w:proofErr w:type="spellEnd"/>
           </w:p>
           <w:p>
             <w:pPr>
@@ -6271,18 +5807,7 @@
                 <w:sz w:val="22"/>
                 <w:szCs w:val="22"/>
               </w:rPr>
-              <w:t xml:space="preserve">Sr. Manager, Governance and </w:t>
-            </w:r>
-            <w:proofErr w:type="gramStart"/>
-            <w:r>
-              <w:rPr>
-                <w:b/>
-                <w:bCs/>
-                <w:color w:val="1A2A40"/>
-                <w:sz w:val="22"/>
-                <w:szCs w:val="22"/>
-              </w:rPr>
-              <w:t>Compliance</w:t>
+              <w:t>Sr. Manager, Governance and Compliance</w:t>
             </w:r>
             <w:r>
               <w:rPr>
@@ -6290,18 +5815,8 @@
                 <w:sz w:val="16"/>
                 <w:szCs w:val="16"/>
               </w:rPr>
-              <w:t xml:space="preserve">  ·</w:t>
-            </w:r>
-            <w:proofErr w:type="gramEnd"/>
-            <w:r>
-              <w:rPr>
-                <w:color w:val="4A5568"/>
-                <w:sz w:val="16"/>
-                <w:szCs w:val="16"/>
-              </w:rPr>
-              <w:t xml:space="preserve">  </w:t>
-            </w:r>
-            <w:proofErr w:type="gramStart"/>
+              <w:t xml:space="preserve">  ·  </w:t>
+            </w:r>
             <w:r>
               <w:rPr>
                 <w:i/>
@@ -6310,40 +5825,7 @@
                 <w:sz w:val="16"/>
                 <w:szCs w:val="16"/>
               </w:rPr>
-              <w:t>Private  ·</w:t>
-            </w:r>
-            <w:proofErr w:type="gramEnd"/>
-            <w:r>
-              <w:rPr>
-                <w:i/>
-                <w:iCs/>
-                <w:color w:val="4A5568"/>
-                <w:sz w:val="16"/>
-                <w:szCs w:val="16"/>
-              </w:rPr>
-              <w:t xml:space="preserve">  $1.1B </w:t>
-            </w:r>
-            <w:proofErr w:type="gramStart"/>
-            <w:r>
-              <w:rPr>
-                <w:i/>
-                <w:iCs/>
-                <w:color w:val="4A5568"/>
-                <w:sz w:val="16"/>
-                <w:szCs w:val="16"/>
-              </w:rPr>
-              <w:t>Unicorn  ·</w:t>
-            </w:r>
-            <w:proofErr w:type="gramEnd"/>
-            <w:r>
-              <w:rPr>
-                <w:i/>
-                <w:iCs/>
-                <w:color w:val="4A5568"/>
-                <w:sz w:val="16"/>
-                <w:szCs w:val="16"/>
-              </w:rPr>
-              <w:t xml:space="preserve">  AI Revenue Intelligence Platform</w:t>
+              <w:t>Private  ·  $1.1B Unicorn  ·  AI Revenue Intelligence Platform</w:t>
             </w:r>
           </w:p>
           <w:tbl>
@@ -7252,27 +6734,7 @@
                 <w:iCs/>
                 <w:color w:val="4A5568"/>
               </w:rPr>
-              <w:t xml:space="preserve">Building a compliance program </w:t>
-            </w:r>
-            <w:proofErr w:type="gramStart"/>
-            <w:r>
-              <w:rPr>
-                <w:rFonts w:ascii="Century Gothic" w:eastAsia="Century Gothic" w:hAnsi="Century Gothic" w:cs="Century Gothic"/>
-                <w:i/>
-                <w:iCs/>
-                <w:color w:val="4A5568"/>
-              </w:rPr>
-              <w:t>from</w:t>
-            </w:r>
-            <w:proofErr w:type="gramEnd"/>
-            <w:r>
-              <w:rPr>
-                <w:rFonts w:ascii="Century Gothic" w:eastAsia="Century Gothic" w:hAnsi="Century Gothic" w:cs="Century Gothic"/>
-                <w:i/>
-                <w:iCs/>
-                <w:color w:val="4A5568"/>
-              </w:rPr>
-              <w:t xml:space="preserve"> no prior policies, tools, or auditor relationships.</w:t>
+              <w:t>Building a compliance program from no prior policies, tools, or auditor relationships.</w:t>
             </w:r>
           </w:p>
         </w:tc>
@@ -7385,18 +6847,7 @@
                 <w:sz w:val="22"/>
                 <w:szCs w:val="22"/>
               </w:rPr>
-              <w:t xml:space="preserve">Principal Security Risk &amp; Compliance </w:t>
-            </w:r>
-            <w:proofErr w:type="gramStart"/>
-            <w:r>
-              <w:rPr>
-                <w:b/>
-                <w:bCs/>
-                <w:color w:val="1A2A40"/>
-                <w:sz w:val="22"/>
-                <w:szCs w:val="22"/>
-              </w:rPr>
-              <w:t>Analyst</w:t>
+              <w:t>Principal Security Risk &amp; Compliance Analyst</w:t>
             </w:r>
             <w:r>
               <w:rPr>
@@ -7404,16 +6855,7 @@
                 <w:sz w:val="16"/>
                 <w:szCs w:val="16"/>
               </w:rPr>
-              <w:t xml:space="preserve">  ·</w:t>
-            </w:r>
-            <w:proofErr w:type="gramEnd"/>
-            <w:r>
-              <w:rPr>
-                <w:color w:val="4A5568"/>
-                <w:sz w:val="16"/>
-                <w:szCs w:val="16"/>
-              </w:rPr>
-              <w:t xml:space="preserve">  </w:t>
+              <w:t xml:space="preserve">  ·  </w:t>
             </w:r>
             <w:r>
               <w:rPr>
@@ -7423,29 +6865,7 @@
                 <w:sz w:val="16"/>
                 <w:szCs w:val="16"/>
               </w:rPr>
-              <w:t xml:space="preserve">NYSE: </w:t>
-            </w:r>
-            <w:proofErr w:type="gramStart"/>
-            <w:r>
-              <w:rPr>
-                <w:i/>
-                <w:iCs/>
-                <w:color w:val="4A5568"/>
-                <w:sz w:val="16"/>
-                <w:szCs w:val="16"/>
-              </w:rPr>
-              <w:t>ESTC  ·</w:t>
-            </w:r>
-            <w:proofErr w:type="gramEnd"/>
-            <w:r>
-              <w:rPr>
-                <w:i/>
-                <w:iCs/>
-                <w:color w:val="4A5568"/>
-                <w:sz w:val="16"/>
-                <w:szCs w:val="16"/>
-              </w:rPr>
-              <w:t xml:space="preserve">  Enterprise Search, Observability &amp; Security</w:t>
+              <w:t>NYSE: ESTC  ·  Enterprise Search, Observability &amp; Security</w:t>
             </w:r>
           </w:p>
           <w:tbl>
@@ -8424,18 +7844,7 @@
                 <w:sz w:val="22"/>
                 <w:szCs w:val="22"/>
               </w:rPr>
-              <w:t xml:space="preserve">Architect Advisor, Forensic Business </w:t>
-            </w:r>
-            <w:proofErr w:type="gramStart"/>
-            <w:r>
-              <w:rPr>
-                <w:b/>
-                <w:bCs/>
-                <w:color w:val="1A2A40"/>
-                <w:sz w:val="22"/>
-                <w:szCs w:val="22"/>
-              </w:rPr>
-              <w:t>Architecture</w:t>
+              <w:t>Architect Advisor, Forensic Business Architecture</w:t>
             </w:r>
             <w:r>
               <w:rPr>
@@ -8443,16 +7852,7 @@
                 <w:sz w:val="16"/>
                 <w:szCs w:val="16"/>
               </w:rPr>
-              <w:t xml:space="preserve">  ·</w:t>
-            </w:r>
-            <w:proofErr w:type="gramEnd"/>
-            <w:r>
-              <w:rPr>
-                <w:color w:val="4A5568"/>
-                <w:sz w:val="16"/>
-                <w:szCs w:val="16"/>
-              </w:rPr>
-              <w:t xml:space="preserve">  </w:t>
+              <w:t xml:space="preserve">  ·  </w:t>
             </w:r>
             <w:r>
               <w:rPr>
@@ -8462,63 +7862,23 @@
                 <w:sz w:val="16"/>
                 <w:szCs w:val="16"/>
               </w:rPr>
-              <w:t xml:space="preserve">NYSE: </w:t>
-            </w:r>
-            <w:proofErr w:type="gramStart"/>
+              <w:t>NYSE: CVS  ·  Managed Care / Healthcare</w:t>
+            </w:r>
+          </w:p>
+          <w:p>
+            <w:pPr>
+              <w:spacing w:after="80"/>
+              <w:rPr>
+                <w:color w:val="4A5568"/>
+              </w:rPr>
+            </w:pPr>
             <w:r>
               <w:rPr>
                 <w:i/>
                 <w:iCs/>
                 <w:color w:val="4A5568"/>
-                <w:sz w:val="16"/>
-                <w:szCs w:val="16"/>
-              </w:rPr>
-              <w:t>CVS  ·</w:t>
-            </w:r>
-            <w:proofErr w:type="gramEnd"/>
-            <w:r>
-              <w:rPr>
-                <w:i/>
-                <w:iCs/>
-                <w:color w:val="4A5568"/>
-                <w:sz w:val="16"/>
-                <w:szCs w:val="16"/>
-              </w:rPr>
-              <w:t xml:space="preserve">  Managed Care / Healthcare</w:t>
-            </w:r>
-          </w:p>
-          <w:p>
-            <w:pPr>
-              <w:spacing w:after="80"/>
-              <w:rPr>
-                <w:color w:val="4A5568"/>
-              </w:rPr>
-            </w:pPr>
-            <w:r>
-              <w:rPr>
-                <w:i/>
-                <w:iCs/>
-                <w:color w:val="4A5568"/>
-              </w:rPr>
-              <w:t xml:space="preserve">Applied forensic architecture methodology to Aetna Healthcare product security during the CVS Health acquisition. Forensic architecture, reading what a system is </w:t>
-            </w:r>
-            <w:proofErr w:type="gramStart"/>
-            <w:r>
-              <w:rPr>
-                <w:i/>
-                <w:iCs/>
-                <w:color w:val="4A5568"/>
-              </w:rPr>
-              <w:t>actually doing</w:t>
-            </w:r>
-            <w:proofErr w:type="gramEnd"/>
-            <w:r>
-              <w:rPr>
-                <w:i/>
-                <w:iCs/>
-                <w:color w:val="4A5568"/>
-              </w:rPr>
-              <w:t xml:space="preserve"> versus what it appears to be doing, is transferred directly from investigative methodology.</w:t>
+              </w:rPr>
+              <w:t>Applied forensic architecture methodology to Aetna Healthcare product security during the CVS Health acquisition. Forensic architecture, reading what a system is actually doing versus what it appears to be doing, is transferred directly from investigative methodology.</w:t>
             </w:r>
           </w:p>
           <w:p>
@@ -8784,27 +8144,7 @@
                 <w:iCs/>
                 <w:color w:val="4A5568"/>
               </w:rPr>
-              <w:t xml:space="preserve">Reading what a system is </w:t>
-            </w:r>
-            <w:proofErr w:type="gramStart"/>
-            <w:r>
-              <w:rPr>
-                <w:rFonts w:ascii="Century Gothic" w:eastAsia="Century Gothic" w:hAnsi="Century Gothic" w:cs="Century Gothic"/>
-                <w:i/>
-                <w:iCs/>
-                <w:color w:val="4A5568"/>
-              </w:rPr>
-              <w:t>actually doing</w:t>
-            </w:r>
-            <w:proofErr w:type="gramEnd"/>
-            <w:r>
-              <w:rPr>
-                <w:rFonts w:ascii="Century Gothic" w:eastAsia="Century Gothic" w:hAnsi="Century Gothic" w:cs="Century Gothic"/>
-                <w:i/>
-                <w:iCs/>
-                <w:color w:val="4A5568"/>
-              </w:rPr>
-              <w:t xml:space="preserve"> versus what it appears to be doing.</w:t>
+              <w:t>Reading what a system is actually doing versus what it appears to be doing.</w:t>
             </w:r>
           </w:p>
         </w:tc>
@@ -8848,7 +8188,6 @@
             <w:pPr>
               <w:spacing w:after="100"/>
             </w:pPr>
-            <w:proofErr w:type="spellStart"/>
             <w:r>
               <w:rPr>
                 <w:b/>
@@ -8859,7 +8198,6 @@
               </w:rPr>
               <w:t>Evariant</w:t>
             </w:r>
-            <w:proofErr w:type="spellEnd"/>
           </w:p>
         </w:tc>
         <w:tc>
@@ -8913,18 +8251,7 @@
                 <w:sz w:val="22"/>
                 <w:szCs w:val="22"/>
               </w:rPr>
-              <w:t xml:space="preserve">Director, Compliance &amp; Information </w:t>
-            </w:r>
-            <w:proofErr w:type="gramStart"/>
-            <w:r>
-              <w:rPr>
-                <w:b/>
-                <w:bCs/>
-                <w:color w:val="1A2A40"/>
-                <w:sz w:val="22"/>
-                <w:szCs w:val="22"/>
-              </w:rPr>
-              <w:t>Security</w:t>
+              <w:t>Director, Compliance &amp; Information Security</w:t>
             </w:r>
             <w:r>
               <w:rPr>
@@ -8932,18 +8259,8 @@
                 <w:sz w:val="16"/>
                 <w:szCs w:val="16"/>
               </w:rPr>
-              <w:t xml:space="preserve">  ·</w:t>
-            </w:r>
-            <w:proofErr w:type="gramEnd"/>
-            <w:r>
-              <w:rPr>
-                <w:color w:val="4A5568"/>
-                <w:sz w:val="16"/>
-                <w:szCs w:val="16"/>
-              </w:rPr>
-              <w:t xml:space="preserve">  </w:t>
-            </w:r>
-            <w:proofErr w:type="gramStart"/>
+              <w:t xml:space="preserve">  ·  </w:t>
+            </w:r>
             <w:r>
               <w:rPr>
                 <w:i/>
@@ -8952,18 +8269,7 @@
                 <w:sz w:val="16"/>
                 <w:szCs w:val="16"/>
               </w:rPr>
-              <w:t>Private  ·</w:t>
-            </w:r>
-            <w:proofErr w:type="gramEnd"/>
-            <w:r>
-              <w:rPr>
-                <w:i/>
-                <w:iCs/>
-                <w:color w:val="4A5568"/>
-                <w:sz w:val="16"/>
-                <w:szCs w:val="16"/>
-              </w:rPr>
-              <w:t xml:space="preserve">  Healthcare Analytics SaaS</w:t>
+              <w:t>Private  ·  Healthcare Analytics SaaS</w:t>
             </w:r>
           </w:p>
           <w:p>
@@ -9391,25 +8697,7 @@
           <w:sz w:val="18"/>
           <w:szCs w:val="18"/>
         </w:rPr>
-        <w:t xml:space="preserve">Seven years </w:t>
-      </w:r>
-      <w:proofErr w:type="gramStart"/>
-      <w:r>
-        <w:rPr>
-          <w:rFonts w:ascii="Century Gothic" w:eastAsia="Century Gothic" w:hAnsi="Century Gothic" w:cs="Century Gothic"/>
-          <w:sz w:val="18"/>
-          <w:szCs w:val="18"/>
-        </w:rPr>
-        <w:t>across</w:t>
-      </w:r>
-      <w:proofErr w:type="gramEnd"/>
-      <w:r>
-        <w:rPr>
-          <w:rFonts w:ascii="Century Gothic" w:eastAsia="Century Gothic" w:hAnsi="Century Gothic" w:cs="Century Gothic"/>
-          <w:sz w:val="18"/>
-          <w:szCs w:val="18"/>
-        </w:rPr>
-        <w:t xml:space="preserve"> healthcare, higher education, and financial services. These roles built the pattern recognition and regulatory fluency that make enterprise compliance work possible: HIPAA at scale, PHI across complex infrastructure, federal regulator relationships, the first CISO role, and the first exposure to enterprise DLP at institutional scale.</w:t>
+        <w:t>Seven years across healthcare, higher education, and financial services. These roles built the pattern recognition and regulatory fluency that make enterprise compliance work possible: HIPAA at scale, PHI across complex infrastructure, federal regulator relationships, the first CISO role, and the first exposure to enterprise DLP at institutional scale.</w:t>
       </w:r>
     </w:p>
     <w:p>
@@ -9517,40 +8805,7 @@
                 <w:sz w:val="22"/>
                 <w:szCs w:val="22"/>
               </w:rPr>
-              <w:t xml:space="preserve">Information Security </w:t>
-            </w:r>
-            <w:proofErr w:type="gramStart"/>
-            <w:r>
-              <w:rPr>
-                <w:b/>
-                <w:bCs/>
-                <w:color w:val="1A2A40"/>
-                <w:sz w:val="22"/>
-                <w:szCs w:val="22"/>
-              </w:rPr>
-              <w:t>Officer  (</w:t>
-            </w:r>
-            <w:proofErr w:type="gramEnd"/>
-            <w:r>
-              <w:rPr>
-                <w:b/>
-                <w:bCs/>
-                <w:color w:val="1A2A40"/>
-                <w:sz w:val="22"/>
-                <w:szCs w:val="22"/>
-              </w:rPr>
-              <w:t xml:space="preserve">First CISO-equivalent </w:t>
-            </w:r>
-            <w:proofErr w:type="gramStart"/>
-            <w:r>
-              <w:rPr>
-                <w:b/>
-                <w:bCs/>
-                <w:color w:val="1A2A40"/>
-                <w:sz w:val="22"/>
-                <w:szCs w:val="22"/>
-              </w:rPr>
-              <w:t>Role)</w:t>
+              <w:t>Information Security Officer  (First CISO-equivalent Role)</w:t>
             </w:r>
             <w:r>
               <w:rPr>
@@ -9558,16 +8813,7 @@
                 <w:sz w:val="16"/>
                 <w:szCs w:val="16"/>
               </w:rPr>
-              <w:t xml:space="preserve">  ·</w:t>
-            </w:r>
-            <w:proofErr w:type="gramEnd"/>
-            <w:r>
-              <w:rPr>
-                <w:color w:val="4A5568"/>
-                <w:sz w:val="16"/>
-                <w:szCs w:val="16"/>
-              </w:rPr>
-              <w:t xml:space="preserve">  </w:t>
+              <w:t xml:space="preserve">  ·  </w:t>
             </w:r>
             <w:r>
               <w:rPr>
@@ -10325,18 +9571,7 @@
                 <w:szCs w:val="22"/>
               </w:rPr>
               <w:lastRenderedPageBreak/>
-              <w:t xml:space="preserve">IT Security </w:t>
-            </w:r>
-            <w:proofErr w:type="gramStart"/>
-            <w:r>
-              <w:rPr>
-                <w:b/>
-                <w:bCs/>
-                <w:color w:val="1A2A40"/>
-                <w:sz w:val="22"/>
-                <w:szCs w:val="22"/>
-              </w:rPr>
-              <w:t>Analyst</w:t>
+              <w:t>IT Security Analyst</w:t>
             </w:r>
             <w:r>
               <w:rPr>
@@ -10344,16 +9579,7 @@
                 <w:sz w:val="16"/>
                 <w:szCs w:val="16"/>
               </w:rPr>
-              <w:t xml:space="preserve">  ·</w:t>
-            </w:r>
-            <w:proofErr w:type="gramEnd"/>
-            <w:r>
-              <w:rPr>
-                <w:color w:val="4A5568"/>
-                <w:sz w:val="16"/>
-                <w:szCs w:val="16"/>
-              </w:rPr>
-              <w:t xml:space="preserve">  </w:t>
+              <w:t xml:space="preserve">  ·  </w:t>
             </w:r>
             <w:r>
               <w:rPr>
@@ -10431,25 +9657,7 @@
                 <w:sz w:val="18"/>
                 <w:szCs w:val="18"/>
               </w:rPr>
-              <w:t xml:space="preserve"> implementation across 20+ OSU </w:t>
-            </w:r>
-            <w:proofErr w:type="gramStart"/>
-            <w:r>
-              <w:rPr>
-                <w:rFonts w:ascii="Century Gothic" w:eastAsia="Century Gothic" w:hAnsi="Century Gothic" w:cs="Century Gothic"/>
-                <w:sz w:val="18"/>
-                <w:szCs w:val="18"/>
-              </w:rPr>
-              <w:t>departments;</w:t>
-            </w:r>
-            <w:proofErr w:type="gramEnd"/>
-            <w:r>
-              <w:rPr>
-                <w:rFonts w:ascii="Century Gothic" w:eastAsia="Century Gothic" w:hAnsi="Century Gothic" w:cs="Century Gothic"/>
-                <w:sz w:val="18"/>
-                <w:szCs w:val="18"/>
-              </w:rPr>
-              <w:t xml:space="preserve"> established triage, escalation, and resolution processes from scratch.</w:t>
+              <w:t xml:space="preserve"> implementation across 20+ OSU departments; established triage, escalation, and resolution processes from scratch.</w:t>
             </w:r>
           </w:p>
           <w:p>
@@ -10467,23 +9675,13 @@
               </w:pBdr>
               <w:spacing w:after="80"/>
             </w:pPr>
-            <w:proofErr w:type="gramStart"/>
-            <w:r>
-              <w:rPr>
-                <w:rFonts w:ascii="Century Gothic" w:eastAsia="Century Gothic" w:hAnsi="Century Gothic" w:cs="Century Gothic"/>
-                <w:sz w:val="18"/>
-                <w:szCs w:val="18"/>
-              </w:rPr>
-              <w:t>Remediated</w:t>
-            </w:r>
-            <w:proofErr w:type="gramEnd"/>
-            <w:r>
-              <w:rPr>
-                <w:rFonts w:ascii="Century Gothic" w:eastAsia="Century Gothic" w:hAnsi="Century Gothic" w:cs="Century Gothic"/>
-                <w:sz w:val="18"/>
-                <w:szCs w:val="18"/>
-              </w:rPr>
-              <w:t xml:space="preserve"> 100,000+ security incidents across a major research university environment.</w:t>
+            <w:r>
+              <w:rPr>
+                <w:rFonts w:ascii="Century Gothic" w:eastAsia="Century Gothic" w:hAnsi="Century Gothic" w:cs="Century Gothic"/>
+                <w:sz w:val="18"/>
+                <w:szCs w:val="18"/>
+              </w:rPr>
+              <w:t>Remediated 100,000+ security incidents across a major research university environment.</w:t>
             </w:r>
           </w:p>
           <w:p>
@@ -11333,43 +10531,7 @@
                 <w:sz w:val="17"/>
                 <w:szCs w:val="17"/>
               </w:rPr>
-              <w:t xml:space="preserve">Maintaining the customer-accessible compliance documentation library: current SOC 2 reports, ISO certificates, penetration test attestations, privacy policies, and </w:t>
-            </w:r>
-            <w:proofErr w:type="spellStart"/>
-            <w:r>
-              <w:rPr>
-                <w:rFonts w:ascii="Century Gothic" w:eastAsia="Century Gothic" w:hAnsi="Century Gothic" w:cs="Century Gothic"/>
-                <w:sz w:val="17"/>
-                <w:szCs w:val="17"/>
-              </w:rPr>
-              <w:t>subprocessor</w:t>
-            </w:r>
-            <w:proofErr w:type="spellEnd"/>
-            <w:r>
-              <w:rPr>
-                <w:rFonts w:ascii="Century Gothic" w:eastAsia="Century Gothic" w:hAnsi="Century Gothic" w:cs="Century Gothic"/>
-                <w:sz w:val="17"/>
-                <w:szCs w:val="17"/>
-              </w:rPr>
-              <w:t xml:space="preserve"> lists. The trust portal is the first thing enterprise procurement </w:t>
-            </w:r>
-            <w:proofErr w:type="gramStart"/>
-            <w:r>
-              <w:rPr>
-                <w:rFonts w:ascii="Century Gothic" w:eastAsia="Century Gothic" w:hAnsi="Century Gothic" w:cs="Century Gothic"/>
-                <w:sz w:val="17"/>
-                <w:szCs w:val="17"/>
-              </w:rPr>
-              <w:t>teams</w:t>
-            </w:r>
-            <w:proofErr w:type="gramEnd"/>
-            <w:r>
-              <w:rPr>
-                <w:rFonts w:ascii="Century Gothic" w:eastAsia="Century Gothic" w:hAnsi="Century Gothic" w:cs="Century Gothic"/>
-                <w:sz w:val="17"/>
-                <w:szCs w:val="17"/>
-              </w:rPr>
-              <w:t xml:space="preserve"> check.</w:t>
+              <w:t>Maintaining the customer-accessible compliance documentation library: current SOC 2 reports, ISO certificates, penetration test attestations, privacy policies, and subprocessor lists. The trust portal is the first thing enterprise procurement teams check.</w:t>
             </w:r>
           </w:p>
         </w:tc>
@@ -11555,25 +10717,7 @@
                 <w:sz w:val="17"/>
                 <w:szCs w:val="17"/>
               </w:rPr>
-              <w:t xml:space="preserve">Customer Trust has been owned alongside compliance since Elastic (2018), through People.ai, and through Rubrik (2026). The continuity means the institutional knowledge of how enterprise buyers </w:t>
-            </w:r>
-            <w:proofErr w:type="gramStart"/>
-            <w:r>
-              <w:rPr>
-                <w:rFonts w:ascii="Century Gothic" w:eastAsia="Century Gothic" w:hAnsi="Century Gothic" w:cs="Century Gothic"/>
-                <w:sz w:val="17"/>
-                <w:szCs w:val="17"/>
-              </w:rPr>
-              <w:t>actually assess</w:t>
-            </w:r>
-            <w:proofErr w:type="gramEnd"/>
-            <w:r>
-              <w:rPr>
-                <w:rFonts w:ascii="Century Gothic" w:eastAsia="Century Gothic" w:hAnsi="Century Gothic" w:cs="Century Gothic"/>
-                <w:sz w:val="17"/>
-                <w:szCs w:val="17"/>
-              </w:rPr>
-              <w:t xml:space="preserve"> vendor security posture is deep and current.</w:t>
+              <w:t>Customer Trust has been owned alongside compliance since Elastic (2018), through People.ai, and through Rubrik (2026). The continuity means the institutional knowledge of how enterprise buyers actually assess vendor security posture is deep and current.</w:t>
             </w:r>
           </w:p>
         </w:tc>
@@ -11704,9 +10848,84 @@
                 <w:sz w:val="15"/>
                 <w:szCs w:val="15"/>
               </w:rPr>
-              <w:t xml:space="preserve">Strayer </w:t>
-            </w:r>
-            <w:proofErr w:type="gramStart"/>
+              <w:t>Strayer University  ·  2010–2011</w:t>
+            </w:r>
+          </w:p>
+          <w:p>
+            <w:pPr>
+              <w:spacing w:after="20"/>
+            </w:pPr>
+            <w:r>
+              <w:rPr>
+                <w:rFonts w:ascii="Century Gothic" w:eastAsia="Century Gothic" w:hAnsi="Century Gothic" w:cs="Century Gothic"/>
+                <w:sz w:val="17"/>
+                <w:szCs w:val="17"/>
+              </w:rPr>
+              <w:t>Technology architecture, database systems, and enterprise networking. Foundation for evidence automation, GRC platform selection, and compliance infrastructure design.</w:t>
+            </w:r>
+          </w:p>
+        </w:tc>
+        <w:tc>
+          <w:tcPr>
+            <w:tcW w:w="5139" w:type="dxa"/>
+          </w:tcPr>
+          <w:p>
+            <w:pPr>
+              <w:spacing w:after="36"/>
+              <w:rPr>
+                <w:rFonts w:ascii="Century Gothic" w:eastAsia="Century Gothic" w:hAnsi="Century Gothic" w:cs="Century Gothic"/>
+                <w:b/>
+                <w:bCs/>
+                <w:color w:val="1A4A7A"/>
+                <w:sz w:val="22"/>
+                <w:szCs w:val="22"/>
+              </w:rPr>
+            </w:pPr>
+          </w:p>
+          <w:p>
+            <w:pPr>
+              <w:spacing w:after="36"/>
+              <w:rPr>
+                <w:rFonts w:ascii="Century Gothic" w:eastAsia="Century Gothic" w:hAnsi="Century Gothic" w:cs="Century Gothic"/>
+                <w:b/>
+                <w:bCs/>
+                <w:color w:val="1A4A7A"/>
+                <w:sz w:val="22"/>
+                <w:szCs w:val="22"/>
+              </w:rPr>
+            </w:pPr>
+          </w:p>
+          <w:p>
+            <w:pPr>
+              <w:spacing w:after="36"/>
+              <w:rPr>
+                <w:rFonts w:ascii="Century Gothic" w:eastAsia="Century Gothic" w:hAnsi="Century Gothic" w:cs="Century Gothic"/>
+                <w:color w:val="4A5568"/>
+                <w:sz w:val="18"/>
+                <w:szCs w:val="18"/>
+              </w:rPr>
+            </w:pPr>
+            <w:r>
+              <w:rPr>
+                <w:rFonts w:ascii="Century Gothic" w:eastAsia="Century Gothic" w:hAnsi="Century Gothic" w:cs="Century Gothic"/>
+                <w:b/>
+                <w:bCs/>
+                <w:color w:val="1A4A7A"/>
+                <w:sz w:val="22"/>
+                <w:szCs w:val="22"/>
+              </w:rPr>
+              <w:t>M.S. Forensic Psychology</w:t>
+            </w:r>
+          </w:p>
+          <w:p>
+            <w:pPr>
+              <w:spacing w:after="50"/>
+              <w:rPr>
+                <w:rFonts w:ascii="Century Gothic" w:eastAsia="Century Gothic" w:hAnsi="Century Gothic" w:cs="Century Gothic"/>
+                <w:sz w:val="17"/>
+                <w:szCs w:val="17"/>
+              </w:rPr>
+            </w:pPr>
             <w:r>
               <w:rPr>
                 <w:rFonts w:ascii="Century Gothic" w:eastAsia="Century Gothic" w:hAnsi="Century Gothic" w:cs="Century Gothic"/>
@@ -11714,17 +10933,7 @@
                 <w:sz w:val="15"/>
                 <w:szCs w:val="15"/>
               </w:rPr>
-              <w:t>University  ·</w:t>
-            </w:r>
-            <w:proofErr w:type="gramEnd"/>
-            <w:r>
-              <w:rPr>
-                <w:rFonts w:ascii="Century Gothic" w:eastAsia="Century Gothic" w:hAnsi="Century Gothic" w:cs="Century Gothic"/>
-                <w:color w:val="4A5568"/>
-                <w:sz w:val="15"/>
-                <w:szCs w:val="15"/>
-              </w:rPr>
-              <w:t xml:space="preserve">  2010–2011</w:t>
+              <w:t>Tiffin University  ·  2005–2006</w:t>
             </w:r>
           </w:p>
           <w:p>
@@ -11737,130 +10946,7 @@
                 <w:sz w:val="17"/>
                 <w:szCs w:val="17"/>
               </w:rPr>
-              <w:t>Technology architecture, database systems, and enterprise networking. Foundation for evidence automation, GRC platform selection, and compliance infrastructure design.</w:t>
-            </w:r>
-          </w:p>
-        </w:tc>
-        <w:tc>
-          <w:tcPr>
-            <w:tcW w:w="5139" w:type="dxa"/>
-          </w:tcPr>
-          <w:p>
-            <w:pPr>
-              <w:spacing w:after="36"/>
-              <w:rPr>
-                <w:rFonts w:ascii="Century Gothic" w:eastAsia="Century Gothic" w:hAnsi="Century Gothic" w:cs="Century Gothic"/>
-                <w:b/>
-                <w:bCs/>
-                <w:color w:val="1A4A7A"/>
-                <w:sz w:val="22"/>
-                <w:szCs w:val="22"/>
-              </w:rPr>
-            </w:pPr>
-          </w:p>
-          <w:p>
-            <w:pPr>
-              <w:spacing w:after="36"/>
-              <w:rPr>
-                <w:rFonts w:ascii="Century Gothic" w:eastAsia="Century Gothic" w:hAnsi="Century Gothic" w:cs="Century Gothic"/>
-                <w:b/>
-                <w:bCs/>
-                <w:color w:val="1A4A7A"/>
-                <w:sz w:val="22"/>
-                <w:szCs w:val="22"/>
-              </w:rPr>
-            </w:pPr>
-          </w:p>
-          <w:p>
-            <w:pPr>
-              <w:spacing w:after="36"/>
-              <w:rPr>
-                <w:rFonts w:ascii="Century Gothic" w:eastAsia="Century Gothic" w:hAnsi="Century Gothic" w:cs="Century Gothic"/>
-                <w:color w:val="4A5568"/>
-                <w:sz w:val="18"/>
-                <w:szCs w:val="18"/>
-              </w:rPr>
-            </w:pPr>
-            <w:r>
-              <w:rPr>
-                <w:rFonts w:ascii="Century Gothic" w:eastAsia="Century Gothic" w:hAnsi="Century Gothic" w:cs="Century Gothic"/>
-                <w:b/>
-                <w:bCs/>
-                <w:color w:val="1A4A7A"/>
-                <w:sz w:val="22"/>
-                <w:szCs w:val="22"/>
-              </w:rPr>
-              <w:t>M.S. Forensic Psychology</w:t>
-            </w:r>
-          </w:p>
-          <w:p>
-            <w:pPr>
-              <w:spacing w:after="50"/>
-              <w:rPr>
-                <w:rFonts w:ascii="Century Gothic" w:eastAsia="Century Gothic" w:hAnsi="Century Gothic" w:cs="Century Gothic"/>
-                <w:sz w:val="17"/>
-                <w:szCs w:val="17"/>
-              </w:rPr>
-            </w:pPr>
-            <w:r>
-              <w:rPr>
-                <w:rFonts w:ascii="Century Gothic" w:eastAsia="Century Gothic" w:hAnsi="Century Gothic" w:cs="Century Gothic"/>
-                <w:color w:val="4A5568"/>
-                <w:sz w:val="15"/>
-                <w:szCs w:val="15"/>
-              </w:rPr>
-              <w:t xml:space="preserve">Tiffin </w:t>
-            </w:r>
-            <w:proofErr w:type="gramStart"/>
-            <w:r>
-              <w:rPr>
-                <w:rFonts w:ascii="Century Gothic" w:eastAsia="Century Gothic" w:hAnsi="Century Gothic" w:cs="Century Gothic"/>
-                <w:color w:val="4A5568"/>
-                <w:sz w:val="15"/>
-                <w:szCs w:val="15"/>
-              </w:rPr>
-              <w:t>University  ·</w:t>
-            </w:r>
-            <w:proofErr w:type="gramEnd"/>
-            <w:r>
-              <w:rPr>
-                <w:rFonts w:ascii="Century Gothic" w:eastAsia="Century Gothic" w:hAnsi="Century Gothic" w:cs="Century Gothic"/>
-                <w:color w:val="4A5568"/>
-                <w:sz w:val="15"/>
-                <w:szCs w:val="15"/>
-              </w:rPr>
-              <w:t xml:space="preserve">  2005–2006</w:t>
-            </w:r>
-          </w:p>
-          <w:p>
-            <w:pPr>
-              <w:spacing w:after="20"/>
-            </w:pPr>
-            <w:r>
-              <w:rPr>
-                <w:rFonts w:ascii="Century Gothic" w:eastAsia="Century Gothic" w:hAnsi="Century Gothic" w:cs="Century Gothic"/>
-                <w:sz w:val="17"/>
-                <w:szCs w:val="17"/>
-              </w:rPr>
-              <w:t xml:space="preserve">Behavioral science, psychological assessment, and human motivation under pressure. Informs compliance culture design, controls built for how people </w:t>
-            </w:r>
-            <w:proofErr w:type="gramStart"/>
-            <w:r>
-              <w:rPr>
-                <w:rFonts w:ascii="Century Gothic" w:eastAsia="Century Gothic" w:hAnsi="Century Gothic" w:cs="Century Gothic"/>
-                <w:sz w:val="17"/>
-                <w:szCs w:val="17"/>
-              </w:rPr>
-              <w:t>actually behave</w:t>
-            </w:r>
-            <w:proofErr w:type="gramEnd"/>
-            <w:r>
-              <w:rPr>
-                <w:rFonts w:ascii="Century Gothic" w:eastAsia="Century Gothic" w:hAnsi="Century Gothic" w:cs="Century Gothic"/>
-                <w:sz w:val="17"/>
-                <w:szCs w:val="17"/>
-              </w:rPr>
-              <w:t>, not how policy assumes they should.</w:t>
+              <w:t>Behavioral science, psychological assessment, and human motivation under pressure. Informs compliance culture design, controls built for how people actually behave, not how policy assumes they should.</w:t>
             </w:r>
           </w:p>
         </w:tc>
@@ -11943,9 +11029,58 @@
                 <w:sz w:val="15"/>
                 <w:szCs w:val="15"/>
               </w:rPr>
-              <w:t xml:space="preserve">Tiffin </w:t>
-            </w:r>
-            <w:proofErr w:type="gramStart"/>
+              <w:t>Tiffin University  ·  2004–2005</w:t>
+            </w:r>
+          </w:p>
+          <w:p>
+            <w:pPr>
+              <w:spacing w:after="20"/>
+            </w:pPr>
+            <w:r>
+              <w:rPr>
+                <w:rFonts w:ascii="Century Gothic" w:eastAsia="Century Gothic" w:hAnsi="Century Gothic" w:cs="Century Gothic"/>
+                <w:sz w:val="17"/>
+                <w:szCs w:val="17"/>
+              </w:rPr>
+              <w:t>Quantitative crime pattern analysis, risk modeling, and investigative methodology. Applied to risk pattern recognition, anomaly detection, and reading what a compliance system is actually doing versus what it appears to be doing.</w:t>
+            </w:r>
+          </w:p>
+        </w:tc>
+        <w:tc>
+          <w:tcPr>
+            <w:tcW w:w="5139" w:type="dxa"/>
+          </w:tcPr>
+          <w:p>
+            <w:pPr>
+              <w:spacing w:after="36"/>
+              <w:rPr>
+                <w:rFonts w:ascii="Century Gothic" w:eastAsia="Century Gothic" w:hAnsi="Century Gothic" w:cs="Century Gothic"/>
+                <w:color w:val="4A5568"/>
+                <w:sz w:val="18"/>
+                <w:szCs w:val="18"/>
+              </w:rPr>
+            </w:pPr>
+            <w:r>
+              <w:rPr>
+                <w:rFonts w:ascii="Century Gothic" w:eastAsia="Century Gothic" w:hAnsi="Century Gothic" w:cs="Century Gothic"/>
+                <w:b/>
+                <w:bCs/>
+                <w:color w:val="1A4A7A"/>
+                <w:sz w:val="22"/>
+                <w:szCs w:val="22"/>
+              </w:rPr>
+              <w:t>B.A. Psychology</w:t>
+            </w:r>
+          </w:p>
+          <w:p>
+            <w:pPr>
+              <w:spacing w:after="50"/>
+              <w:rPr>
+                <w:rFonts w:ascii="Century Gothic" w:eastAsia="Century Gothic" w:hAnsi="Century Gothic" w:cs="Century Gothic"/>
+                <w:sz w:val="17"/>
+                <w:szCs w:val="17"/>
+              </w:rPr>
+            </w:pPr>
             <w:r>
               <w:rPr>
                 <w:rFonts w:ascii="Century Gothic" w:eastAsia="Century Gothic" w:hAnsi="Century Gothic" w:cs="Century Gothic"/>
@@ -11953,17 +11088,7 @@
                 <w:sz w:val="15"/>
                 <w:szCs w:val="15"/>
               </w:rPr>
-              <w:t>University  ·</w:t>
-            </w:r>
-            <w:proofErr w:type="gramEnd"/>
-            <w:r>
-              <w:rPr>
-                <w:rFonts w:ascii="Century Gothic" w:eastAsia="Century Gothic" w:hAnsi="Century Gothic" w:cs="Century Gothic"/>
-                <w:color w:val="4A5568"/>
-                <w:sz w:val="15"/>
-                <w:szCs w:val="15"/>
-              </w:rPr>
-              <w:t xml:space="preserve">  2004–2005</w:t>
+              <w:t>Ohio University  ·  2001–2004</w:t>
             </w:r>
           </w:p>
           <w:p>
@@ -11976,122 +11101,7 @@
                 <w:sz w:val="17"/>
                 <w:szCs w:val="17"/>
               </w:rPr>
-              <w:t xml:space="preserve">Quantitative crime pattern analysis, risk modeling, and investigative methodology. Applied to risk pattern recognition, anomaly detection, and reading what a compliance system is </w:t>
-            </w:r>
-            <w:proofErr w:type="gramStart"/>
-            <w:r>
-              <w:rPr>
-                <w:rFonts w:ascii="Century Gothic" w:eastAsia="Century Gothic" w:hAnsi="Century Gothic" w:cs="Century Gothic"/>
-                <w:sz w:val="17"/>
-                <w:szCs w:val="17"/>
-              </w:rPr>
-              <w:t>actually doing</w:t>
-            </w:r>
-            <w:proofErr w:type="gramEnd"/>
-            <w:r>
-              <w:rPr>
-                <w:rFonts w:ascii="Century Gothic" w:eastAsia="Century Gothic" w:hAnsi="Century Gothic" w:cs="Century Gothic"/>
-                <w:sz w:val="17"/>
-                <w:szCs w:val="17"/>
-              </w:rPr>
-              <w:t xml:space="preserve"> versus what it appears to be doing.</w:t>
-            </w:r>
-          </w:p>
-        </w:tc>
-        <w:tc>
-          <w:tcPr>
-            <w:tcW w:w="5139" w:type="dxa"/>
-          </w:tcPr>
-          <w:p>
-            <w:pPr>
-              <w:spacing w:after="36"/>
-              <w:rPr>
-                <w:rFonts w:ascii="Century Gothic" w:eastAsia="Century Gothic" w:hAnsi="Century Gothic" w:cs="Century Gothic"/>
-                <w:color w:val="4A5568"/>
-                <w:sz w:val="18"/>
-                <w:szCs w:val="18"/>
-              </w:rPr>
-            </w:pPr>
-            <w:r>
-              <w:rPr>
-                <w:rFonts w:ascii="Century Gothic" w:eastAsia="Century Gothic" w:hAnsi="Century Gothic" w:cs="Century Gothic"/>
-                <w:b/>
-                <w:bCs/>
-                <w:color w:val="1A4A7A"/>
-                <w:sz w:val="22"/>
-                <w:szCs w:val="22"/>
-              </w:rPr>
-              <w:t>B.A. Psychology</w:t>
-            </w:r>
-          </w:p>
-          <w:p>
-            <w:pPr>
-              <w:spacing w:after="50"/>
-              <w:rPr>
-                <w:rFonts w:ascii="Century Gothic" w:eastAsia="Century Gothic" w:hAnsi="Century Gothic" w:cs="Century Gothic"/>
-                <w:sz w:val="17"/>
-                <w:szCs w:val="17"/>
-              </w:rPr>
-            </w:pPr>
-            <w:r>
-              <w:rPr>
-                <w:rFonts w:ascii="Century Gothic" w:eastAsia="Century Gothic" w:hAnsi="Century Gothic" w:cs="Century Gothic"/>
-                <w:color w:val="4A5568"/>
-                <w:sz w:val="15"/>
-                <w:szCs w:val="15"/>
-              </w:rPr>
-              <w:t xml:space="preserve">Ohio </w:t>
-            </w:r>
-            <w:proofErr w:type="gramStart"/>
-            <w:r>
-              <w:rPr>
-                <w:rFonts w:ascii="Century Gothic" w:eastAsia="Century Gothic" w:hAnsi="Century Gothic" w:cs="Century Gothic"/>
-                <w:color w:val="4A5568"/>
-                <w:sz w:val="15"/>
-                <w:szCs w:val="15"/>
-              </w:rPr>
-              <w:t>University  ·</w:t>
-            </w:r>
-            <w:proofErr w:type="gramEnd"/>
-            <w:r>
-              <w:rPr>
-                <w:rFonts w:ascii="Century Gothic" w:eastAsia="Century Gothic" w:hAnsi="Century Gothic" w:cs="Century Gothic"/>
-                <w:color w:val="4A5568"/>
-                <w:sz w:val="15"/>
-                <w:szCs w:val="15"/>
-              </w:rPr>
-              <w:t xml:space="preserve">  2001–2004</w:t>
-            </w:r>
-          </w:p>
-          <w:p>
-            <w:pPr>
-              <w:spacing w:after="20"/>
-            </w:pPr>
-            <w:r>
-              <w:rPr>
-                <w:rFonts w:ascii="Century Gothic" w:eastAsia="Century Gothic" w:hAnsi="Century Gothic" w:cs="Century Gothic"/>
-                <w:sz w:val="17"/>
-                <w:szCs w:val="17"/>
-              </w:rPr>
-              <w:t xml:space="preserve">Human behavior, social systems, and organizational psychology. Root of every compliance culture transformation program </w:t>
-            </w:r>
-            <w:proofErr w:type="gramStart"/>
-            <w:r>
-              <w:rPr>
-                <w:rFonts w:ascii="Century Gothic" w:eastAsia="Century Gothic" w:hAnsi="Century Gothic" w:cs="Century Gothic"/>
-                <w:sz w:val="17"/>
-                <w:szCs w:val="17"/>
-              </w:rPr>
-              <w:t>run</w:t>
-            </w:r>
-            <w:proofErr w:type="gramEnd"/>
-            <w:r>
-              <w:rPr>
-                <w:rFonts w:ascii="Century Gothic" w:eastAsia="Century Gothic" w:hAnsi="Century Gothic" w:cs="Century Gothic"/>
-                <w:sz w:val="17"/>
-                <w:szCs w:val="17"/>
-              </w:rPr>
-              <w:t>, understanding why people route around controls before designing better ones.</w:t>
+              <w:t>Human behavior, social systems, and organizational psychology. Root of every compliance culture transformation program run, understanding why people route around controls before designing better ones.</w:t>
             </w:r>
           </w:p>
         </w:tc>
@@ -12286,25 +11296,7 @@
                 <w:sz w:val="17"/>
                 <w:szCs w:val="17"/>
               </w:rPr>
-              <w:t xml:space="preserve">Technology architecture and database systems form the substrate for evidence automation and GRC platform design. Understanding how systems </w:t>
-            </w:r>
-            <w:proofErr w:type="gramStart"/>
-            <w:r>
-              <w:rPr>
-                <w:rFonts w:ascii="Century Gothic" w:eastAsia="Century Gothic" w:hAnsi="Century Gothic" w:cs="Century Gothic"/>
-                <w:sz w:val="17"/>
-                <w:szCs w:val="17"/>
-              </w:rPr>
-              <w:t>actually store</w:t>
-            </w:r>
-            <w:proofErr w:type="gramEnd"/>
-            <w:r>
-              <w:rPr>
-                <w:rFonts w:ascii="Century Gothic" w:eastAsia="Century Gothic" w:hAnsi="Century Gothic" w:cs="Century Gothic"/>
-                <w:sz w:val="17"/>
-                <w:szCs w:val="17"/>
-              </w:rPr>
-              <w:t xml:space="preserve"> and route data is what makes evidence architecture reliable, and what allows cross-framework control mapping to be implemented in tooling rather than maintained in spreadsheets.</w:t>
+              <w:t>Technology architecture and database systems form the substrate for evidence automation and GRC platform design. Understanding how systems actually store and route data is what makes evidence architecture reliable, and what allows cross-framework control mapping to be implemented in tooling rather than maintained in spreadsheets.</w:t>
             </w:r>
           </w:p>
         </w:tc>
@@ -12619,25 +11611,7 @@
                 <w:sz w:val="17"/>
                 <w:szCs w:val="17"/>
               </w:rPr>
-              <w:t xml:space="preserve">Most technical teams experience their first compliance request as an interruption. The forensic psychology background maps this resistance pattern precisely: it is not </w:t>
-            </w:r>
-            <w:proofErr w:type="gramStart"/>
-            <w:r>
-              <w:rPr>
-                <w:rFonts w:ascii="Century Gothic" w:eastAsia="Century Gothic" w:hAnsi="Century Gothic" w:cs="Century Gothic"/>
-                <w:sz w:val="17"/>
-                <w:szCs w:val="17"/>
-              </w:rPr>
-              <w:t>obstruction,</w:t>
-            </w:r>
-            <w:proofErr w:type="gramEnd"/>
-            <w:r>
-              <w:rPr>
-                <w:rFonts w:ascii="Century Gothic" w:eastAsia="Century Gothic" w:hAnsi="Century Gothic" w:cs="Century Gothic"/>
-                <w:sz w:val="17"/>
-                <w:szCs w:val="17"/>
-              </w:rPr>
-              <w:t xml:space="preserve"> it is the rational response to poorly designed controls placed at the wrong friction points. Redesigning the controls to fit the workflow rather than interrupt it is the intervention.</w:t>
+              <w:t>Most technical teams experience their first compliance request as an interruption. The forensic psychology background maps this resistance pattern precisely: it is not obstruction, it is the rational response to poorly designed controls placed at the wrong friction points. Redesigning the controls to fit the workflow rather than interrupt it is the intervention.</w:t>
             </w:r>
           </w:p>
         </w:tc>
@@ -13591,21 +12565,12 @@
                 <w:szCs w:val="26"/>
               </w:rPr>
             </w:pPr>
-            <w:proofErr w:type="spellStart"/>
             <w:r>
               <w:rPr>
                 <w:sz w:val="21"/>
                 <w:szCs w:val="21"/>
               </w:rPr>
-              <w:t>Evariant</w:t>
-            </w:r>
-            <w:proofErr w:type="spellEnd"/>
-            <w:r>
-              <w:rPr>
-                <w:sz w:val="21"/>
-                <w:szCs w:val="21"/>
-              </w:rPr>
-              <w:t xml:space="preserve"> (Private)</w:t>
+              <w:t>Evariant (Private)</w:t>
             </w:r>
           </w:p>
         </w:tc>
@@ -14370,25 +13335,7 @@
                 <w:sz w:val="17"/>
                 <w:szCs w:val="17"/>
               </w:rPr>
-              <w:t xml:space="preserve">Ask once, use it everywhere. JIRA workflows and Slack integrations route requests to control operators automatically. No spreadsheets. No chasing </w:t>
-            </w:r>
-            <w:proofErr w:type="gramStart"/>
-            <w:r>
-              <w:rPr>
-                <w:rFonts w:ascii="Century Gothic" w:eastAsia="Century Gothic" w:hAnsi="Century Gothic" w:cs="Century Gothic"/>
-                <w:sz w:val="17"/>
-                <w:szCs w:val="17"/>
-              </w:rPr>
-              <w:t>engineers</w:t>
-            </w:r>
-            <w:proofErr w:type="gramEnd"/>
-            <w:r>
-              <w:rPr>
-                <w:rFonts w:ascii="Century Gothic" w:eastAsia="Century Gothic" w:hAnsi="Century Gothic" w:cs="Century Gothic"/>
-                <w:sz w:val="17"/>
-                <w:szCs w:val="17"/>
-              </w:rPr>
-              <w:t xml:space="preserve"> mid-sprint. Average engineering time per control operator drops from 40 hours per cycle to 2 hours.</w:t>
+              <w:t>Ask once, use it everywhere. JIRA workflows and Slack integrations route requests to control operators automatically. No spreadsheets. No chasing engineers mid-sprint. Average engineering time per control operator drops from 40 hours per cycle to 2 hours.</w:t>
             </w:r>
           </w:p>
         </w:tc>
@@ -14459,25 +13406,7 @@
                 <w:sz w:val="17"/>
                 <w:szCs w:val="17"/>
               </w:rPr>
-              <w:t xml:space="preserve">Every certification and regulatory decision </w:t>
-            </w:r>
-            <w:proofErr w:type="gramStart"/>
-            <w:r>
-              <w:rPr>
-                <w:rFonts w:ascii="Century Gothic" w:eastAsia="Century Gothic" w:hAnsi="Century Gothic" w:cs="Century Gothic"/>
-                <w:sz w:val="17"/>
-                <w:szCs w:val="17"/>
-              </w:rPr>
-              <w:t>maps</w:t>
-            </w:r>
-            <w:proofErr w:type="gramEnd"/>
-            <w:r>
-              <w:rPr>
-                <w:rFonts w:ascii="Century Gothic" w:eastAsia="Century Gothic" w:hAnsi="Century Gothic" w:cs="Century Gothic"/>
-                <w:sz w:val="17"/>
-                <w:szCs w:val="17"/>
-              </w:rPr>
-              <w:t xml:space="preserve"> to a specific deal pipeline entry or market segment, not to a security calendar. ISO 42001 was pursued because AI governance requirements were visible 18 months before customers started asking for it.</w:t>
+              <w:t>Every certification and regulatory decision maps to a specific deal pipeline entry or market segment, not to a security calendar. ISO 42001 was pursued because AI governance requirements were visible 18 months before customers started asking for it.</w:t>
             </w:r>
           </w:p>
         </w:tc>
@@ -14700,19 +13629,8 @@
                 <w:bCs/>
                 <w:color w:val="1A4A7A"/>
               </w:rPr>
-              <w:t xml:space="preserve">2 weeks → 1 </w:t>
-            </w:r>
-            <w:proofErr w:type="gramStart"/>
-            <w:r>
-              <w:rPr>
-                <w:rFonts w:ascii="Nova Mono" w:eastAsia="Nova Mono" w:hAnsi="Nova Mono" w:cs="Nova Mono"/>
-                <w:b/>
-                <w:bCs/>
-                <w:color w:val="1A4A7A"/>
-              </w:rPr>
-              <w:t>day</w:t>
-            </w:r>
-            <w:proofErr w:type="gramEnd"/>
+              <w:t>2 weeks → 1 day</w:t>
+            </w:r>
           </w:p>
         </w:tc>
         <w:tc>
@@ -14900,55 +13818,7 @@
                 <w:sz w:val="22"/>
                 <w:szCs w:val="22"/>
               </w:rPr>
-              <w:t>FedRAMP Moderate (FY2025</w:t>
-            </w:r>
-            <w:proofErr w:type="gramStart"/>
-            <w:r>
-              <w:rPr>
-                <w:rFonts w:ascii="Century Gothic" w:eastAsia="Century Gothic" w:hAnsi="Century Gothic" w:cs="Century Gothic"/>
-                <w:b/>
-                <w:bCs/>
-                <w:color w:val="2A9DB8"/>
-                <w:sz w:val="22"/>
-                <w:szCs w:val="22"/>
-              </w:rPr>
-              <w:t>)  ·</w:t>
-            </w:r>
-            <w:proofErr w:type="gramEnd"/>
-            <w:r>
-              <w:rPr>
-                <w:rFonts w:ascii="Century Gothic" w:eastAsia="Century Gothic" w:hAnsi="Century Gothic" w:cs="Century Gothic"/>
-                <w:b/>
-                <w:bCs/>
-                <w:color w:val="2A9DB8"/>
-                <w:sz w:val="22"/>
-                <w:szCs w:val="22"/>
-              </w:rPr>
-              <w:t xml:space="preserve">  EO 14028 / </w:t>
-            </w:r>
-            <w:proofErr w:type="gramStart"/>
-            <w:r>
-              <w:rPr>
-                <w:rFonts w:ascii="Century Gothic" w:eastAsia="Century Gothic" w:hAnsi="Century Gothic" w:cs="Century Gothic"/>
-                <w:b/>
-                <w:bCs/>
-                <w:color w:val="2A9DB8"/>
-                <w:sz w:val="22"/>
-                <w:szCs w:val="22"/>
-              </w:rPr>
-              <w:t>SSDF  ·</w:t>
-            </w:r>
-            <w:proofErr w:type="gramEnd"/>
-            <w:r>
-              <w:rPr>
-                <w:rFonts w:ascii="Century Gothic" w:eastAsia="Century Gothic" w:hAnsi="Century Gothic" w:cs="Century Gothic"/>
-                <w:b/>
-                <w:bCs/>
-                <w:color w:val="2A9DB8"/>
-                <w:sz w:val="22"/>
-                <w:szCs w:val="22"/>
-              </w:rPr>
-              <w:t xml:space="preserve">  NIST CSF 2.0</w:t>
+              <w:t>FedRAMP Moderate (FY2025)  ·  EO 14028 / SSDF  ·  NIST CSF 2.0</w:t>
             </w:r>
           </w:p>
           <w:p>
@@ -14961,25 +13831,7 @@
                 <w:sz w:val="17"/>
                 <w:szCs w:val="17"/>
               </w:rPr>
-              <w:t xml:space="preserve">Opens $100B+ annual federal IT procurement. Without FedRAMP, no federal agency can </w:t>
-            </w:r>
-            <w:proofErr w:type="gramStart"/>
-            <w:r>
-              <w:rPr>
-                <w:rFonts w:ascii="Century Gothic" w:eastAsia="Century Gothic" w:hAnsi="Century Gothic" w:cs="Century Gothic"/>
-                <w:sz w:val="17"/>
-                <w:szCs w:val="17"/>
-              </w:rPr>
-              <w:t>procure</w:t>
-            </w:r>
-            <w:proofErr w:type="gramEnd"/>
-            <w:r>
-              <w:rPr>
-                <w:rFonts w:ascii="Century Gothic" w:eastAsia="Century Gothic" w:hAnsi="Century Gothic" w:cs="Century Gothic"/>
-                <w:sz w:val="17"/>
-                <w:szCs w:val="17"/>
-              </w:rPr>
-              <w:t xml:space="preserve"> a cloud service. EO 14028 covers software supply chain security for federal vendors.</w:t>
+              <w:t>Opens $100B+ annual federal IT procurement. Without FedRAMP, no federal agency can procure a cloud service. EO 14028 covers software supply chain security for federal vendors.</w:t>
             </w:r>
           </w:p>
         </w:tc>
@@ -15045,31 +13897,7 @@
                 <w:sz w:val="22"/>
                 <w:szCs w:val="22"/>
               </w:rPr>
-              <w:t xml:space="preserve">HIPAA Security Rule + Privacy </w:t>
-            </w:r>
-            <w:proofErr w:type="gramStart"/>
-            <w:r>
-              <w:rPr>
-                <w:rFonts w:ascii="Century Gothic" w:eastAsia="Century Gothic" w:hAnsi="Century Gothic" w:cs="Century Gothic"/>
-                <w:b/>
-                <w:bCs/>
-                <w:color w:val="2E8B57"/>
-                <w:sz w:val="22"/>
-                <w:szCs w:val="22"/>
-              </w:rPr>
-              <w:t>Rule  ·</w:t>
-            </w:r>
-            <w:proofErr w:type="gramEnd"/>
-            <w:r>
-              <w:rPr>
-                <w:rFonts w:ascii="Century Gothic" w:eastAsia="Century Gothic" w:hAnsi="Century Gothic" w:cs="Century Gothic"/>
-                <w:b/>
-                <w:bCs/>
-                <w:color w:val="2E8B57"/>
-                <w:sz w:val="22"/>
-                <w:szCs w:val="22"/>
-              </w:rPr>
-              <w:t xml:space="preserve">  HITRUST CSF r2</w:t>
+              <w:t>HIPAA Security Rule + Privacy Rule  ·  HITRUST CSF r2</w:t>
             </w:r>
           </w:p>
           <w:p>
@@ -15082,25 +13910,7 @@
                 <w:sz w:val="17"/>
                 <w:szCs w:val="17"/>
               </w:rPr>
-              <w:t xml:space="preserve">Non-negotiable for any vendor touching Protected Health Information. HITRUST </w:t>
-            </w:r>
-            <w:proofErr w:type="gramStart"/>
-            <w:r>
-              <w:rPr>
-                <w:rFonts w:ascii="Century Gothic" w:eastAsia="Century Gothic" w:hAnsi="Century Gothic" w:cs="Century Gothic"/>
-                <w:sz w:val="17"/>
-                <w:szCs w:val="17"/>
-              </w:rPr>
-              <w:t>preferred</w:t>
-            </w:r>
-            <w:proofErr w:type="gramEnd"/>
-            <w:r>
-              <w:rPr>
-                <w:rFonts w:ascii="Century Gothic" w:eastAsia="Century Gothic" w:hAnsi="Century Gothic" w:cs="Century Gothic"/>
-                <w:sz w:val="17"/>
-                <w:szCs w:val="17"/>
-              </w:rPr>
-              <w:t xml:space="preserve"> by major hospital networks over HIPAA alone. Unlocks hospital systems, payers, health tech, and life sciences.</w:t>
+              <w:t>Non-negotiable for any vendor touching Protected Health Information. HITRUST preferred by major hospital networks over HIPAA alone. Unlocks hospital systems, payers, health tech, and life sciences.</w:t>
             </w:r>
           </w:p>
         </w:tc>
@@ -15166,31 +13976,7 @@
                 <w:sz w:val="22"/>
                 <w:szCs w:val="22"/>
               </w:rPr>
-              <w:t xml:space="preserve">FINRA SEC 17a-4 (4 </w:t>
-            </w:r>
-            <w:proofErr w:type="gramStart"/>
-            <w:r>
-              <w:rPr>
-                <w:rFonts w:ascii="Century Gothic" w:eastAsia="Century Gothic" w:hAnsi="Century Gothic" w:cs="Century Gothic"/>
-                <w:b/>
-                <w:bCs/>
-                <w:color w:val="1A4A7A"/>
-                <w:sz w:val="22"/>
-                <w:szCs w:val="22"/>
-              </w:rPr>
-              <w:t>evaluations)  ·</w:t>
-            </w:r>
-            <w:proofErr w:type="gramEnd"/>
-            <w:r>
-              <w:rPr>
-                <w:rFonts w:ascii="Century Gothic" w:eastAsia="Century Gothic" w:hAnsi="Century Gothic" w:cs="Century Gothic"/>
-                <w:b/>
-                <w:bCs/>
-                <w:color w:val="1A4A7A"/>
-                <w:sz w:val="22"/>
-                <w:szCs w:val="22"/>
-              </w:rPr>
-              <w:t xml:space="preserve">  SOC 1 Type 2</w:t>
+              <w:t>FINRA SEC 17a-4 (4 evaluations)  ·  SOC 1 Type 2</w:t>
             </w:r>
           </w:p>
           <w:p>
@@ -15203,43 +13989,7 @@
                 <w:sz w:val="17"/>
                 <w:szCs w:val="17"/>
               </w:rPr>
-              <w:t xml:space="preserve">FINRA 17a-4 is mandatory for any vendor </w:t>
-            </w:r>
-            <w:proofErr w:type="gramStart"/>
-            <w:r>
-              <w:rPr>
-                <w:rFonts w:ascii="Century Gothic" w:eastAsia="Century Gothic" w:hAnsi="Century Gothic" w:cs="Century Gothic"/>
-                <w:sz w:val="17"/>
-                <w:szCs w:val="17"/>
-              </w:rPr>
-              <w:t>storing</w:t>
-            </w:r>
-            <w:proofErr w:type="gramEnd"/>
-            <w:r>
-              <w:rPr>
-                <w:rFonts w:ascii="Century Gothic" w:eastAsia="Century Gothic" w:hAnsi="Century Gothic" w:cs="Century Gothic"/>
-                <w:sz w:val="17"/>
-                <w:szCs w:val="17"/>
-              </w:rPr>
-              <w:t xml:space="preserve"> </w:t>
-            </w:r>
-            <w:proofErr w:type="gramStart"/>
-            <w:r>
-              <w:rPr>
-                <w:rFonts w:ascii="Century Gothic" w:eastAsia="Century Gothic" w:hAnsi="Century Gothic" w:cs="Century Gothic"/>
-                <w:sz w:val="17"/>
-                <w:szCs w:val="17"/>
-              </w:rPr>
-              <w:t>broker</w:t>
-            </w:r>
-            <w:proofErr w:type="gramEnd"/>
-            <w:r>
-              <w:rPr>
-                <w:rFonts w:ascii="Century Gothic" w:eastAsia="Century Gothic" w:hAnsi="Century Gothic" w:cs="Century Gothic"/>
-                <w:sz w:val="17"/>
-                <w:szCs w:val="17"/>
-              </w:rPr>
-              <w:t>-dealer electronic records. Four separate evaluations managed at Rubrik. SOC 1 covers internal controls for financial reporting.</w:t>
+              <w:t>FINRA 17a-4 is mandatory for any vendor storing broker-dealer electronic records. Four separate evaluations managed at Rubrik. SOC 1 covers internal controls for financial reporting.</w:t>
             </w:r>
           </w:p>
         </w:tc>
@@ -15621,31 +14371,7 @@
                 <w:sz w:val="22"/>
                 <w:szCs w:val="22"/>
               </w:rPr>
-              <w:t xml:space="preserve">ISMS-P / </w:t>
-            </w:r>
-            <w:proofErr w:type="gramStart"/>
-            <w:r>
-              <w:rPr>
-                <w:rFonts w:ascii="Century Gothic" w:eastAsia="Century Gothic" w:hAnsi="Century Gothic" w:cs="Century Gothic"/>
-                <w:b/>
-                <w:bCs/>
-                <w:color w:val="2A9DB8"/>
-                <w:sz w:val="22"/>
-                <w:szCs w:val="22"/>
-              </w:rPr>
-              <w:t>PIPA  ·</w:t>
-            </w:r>
-            <w:proofErr w:type="gramEnd"/>
-            <w:r>
-              <w:rPr>
-                <w:rFonts w:ascii="Century Gothic" w:eastAsia="Century Gothic" w:hAnsi="Century Gothic" w:cs="Century Gothic"/>
-                <w:b/>
-                <w:bCs/>
-                <w:color w:val="2A9DB8"/>
-                <w:sz w:val="22"/>
-                <w:szCs w:val="22"/>
-              </w:rPr>
-              <w:t xml:space="preserve">  DPDP</w:t>
+              <w:t>ISMS-P / PIPA  ·  DPDP</w:t>
             </w:r>
           </w:p>
           <w:p>
@@ -15769,25 +14495,25 @@
                 <w:sz w:val="16"/>
                 <w:szCs w:val="16"/>
               </w:rPr>
-              <w:t xml:space="preserve">• </w:t>
-            </w:r>
-            <w:proofErr w:type="spellStart"/>
-            <w:r>
+              <w:t>• Drata (advanced, workflow customization, API integration)</w:t>
+            </w:r>
+          </w:p>
+          <w:p>
+            <w:pPr>
+              <w:spacing w:after="40"/>
               <w:rPr>
                 <w:rFonts w:ascii="Century Gothic" w:eastAsia="Century Gothic" w:hAnsi="Century Gothic" w:cs="Century Gothic"/>
                 <w:sz w:val="16"/>
                 <w:szCs w:val="16"/>
               </w:rPr>
-              <w:t>Drata</w:t>
-            </w:r>
-            <w:proofErr w:type="spellEnd"/>
+            </w:pPr>
             <w:r>
               <w:rPr>
                 <w:rFonts w:ascii="Century Gothic" w:eastAsia="Century Gothic" w:hAnsi="Century Gothic" w:cs="Century Gothic"/>
                 <w:sz w:val="16"/>
                 <w:szCs w:val="16"/>
               </w:rPr>
-              <w:t xml:space="preserve"> (advanced, workflow customization, API integration)</w:t>
+              <w:t>• ZenGRC</w:t>
             </w:r>
           </w:p>
           <w:p>
@@ -15805,45 +14531,48 @@
                 <w:sz w:val="16"/>
                 <w:szCs w:val="16"/>
               </w:rPr>
-              <w:t xml:space="preserve">• </w:t>
-            </w:r>
-            <w:proofErr w:type="spellStart"/>
-            <w:r>
+              <w:t>• ServiceNow GRC</w:t>
+            </w:r>
+          </w:p>
+          <w:p>
+            <w:pPr>
+              <w:spacing w:after="40"/>
               <w:rPr>
                 <w:rFonts w:ascii="Century Gothic" w:eastAsia="Century Gothic" w:hAnsi="Century Gothic" w:cs="Century Gothic"/>
                 <w:sz w:val="16"/>
                 <w:szCs w:val="16"/>
               </w:rPr>
-              <w:t>ZenGRC</w:t>
-            </w:r>
-            <w:proofErr w:type="spellEnd"/>
-          </w:p>
-          <w:p>
-            <w:pPr>
-              <w:spacing w:after="40"/>
+            </w:pPr>
+            <w:r>
               <w:rPr>
                 <w:rFonts w:ascii="Century Gothic" w:eastAsia="Century Gothic" w:hAnsi="Century Gothic" w:cs="Century Gothic"/>
                 <w:sz w:val="16"/>
                 <w:szCs w:val="16"/>
               </w:rPr>
-            </w:pPr>
-            <w:r>
+              <w:t>• OneTrust</w:t>
+            </w:r>
+          </w:p>
+          <w:p>
+            <w:pPr>
+              <w:spacing w:after="40"/>
               <w:rPr>
                 <w:rFonts w:ascii="Century Gothic" w:eastAsia="Century Gothic" w:hAnsi="Century Gothic" w:cs="Century Gothic"/>
                 <w:sz w:val="16"/>
                 <w:szCs w:val="16"/>
               </w:rPr>
-              <w:t>• ServiceNow GRC</w:t>
-            </w:r>
-          </w:p>
-          <w:p>
-            <w:pPr>
-              <w:spacing w:after="40"/>
+            </w:pPr>
+            <w:r>
               <w:rPr>
                 <w:rFonts w:ascii="Century Gothic" w:eastAsia="Century Gothic" w:hAnsi="Century Gothic" w:cs="Century Gothic"/>
                 <w:sz w:val="16"/>
                 <w:szCs w:val="16"/>
               </w:rPr>
+              <w:t>• Hyperproof</w:t>
+            </w:r>
+          </w:p>
+          <w:p>
+            <w:pPr>
+              <w:spacing w:after="40"/>
             </w:pPr>
             <w:r>
               <w:rPr>
@@ -15851,69 +14580,8 @@
                 <w:sz w:val="16"/>
                 <w:szCs w:val="16"/>
               </w:rPr>
-              <w:t xml:space="preserve">• </w:t>
-            </w:r>
-            <w:proofErr w:type="spellStart"/>
-            <w:r>
-              <w:rPr>
-                <w:rFonts w:ascii="Century Gothic" w:eastAsia="Century Gothic" w:hAnsi="Century Gothic" w:cs="Century Gothic"/>
-                <w:sz w:val="16"/>
-                <w:szCs w:val="16"/>
-              </w:rPr>
-              <w:t>OneTrust</w:t>
-            </w:r>
-            <w:proofErr w:type="spellEnd"/>
-          </w:p>
-          <w:p>
-            <w:pPr>
-              <w:spacing w:after="40"/>
-              <w:rPr>
-                <w:rFonts w:ascii="Century Gothic" w:eastAsia="Century Gothic" w:hAnsi="Century Gothic" w:cs="Century Gothic"/>
-                <w:sz w:val="16"/>
-                <w:szCs w:val="16"/>
-              </w:rPr>
-            </w:pPr>
-            <w:r>
-              <w:rPr>
-                <w:rFonts w:ascii="Century Gothic" w:eastAsia="Century Gothic" w:hAnsi="Century Gothic" w:cs="Century Gothic"/>
-                <w:sz w:val="16"/>
-                <w:szCs w:val="16"/>
-              </w:rPr>
-              <w:t xml:space="preserve">• </w:t>
-            </w:r>
-            <w:proofErr w:type="spellStart"/>
-            <w:r>
-              <w:rPr>
-                <w:rFonts w:ascii="Century Gothic" w:eastAsia="Century Gothic" w:hAnsi="Century Gothic" w:cs="Century Gothic"/>
-                <w:sz w:val="16"/>
-                <w:szCs w:val="16"/>
-              </w:rPr>
-              <w:t>Hyperproof</w:t>
-            </w:r>
-            <w:proofErr w:type="spellEnd"/>
-          </w:p>
-          <w:p>
-            <w:pPr>
-              <w:spacing w:after="40"/>
-            </w:pPr>
-            <w:r>
-              <w:rPr>
-                <w:rFonts w:ascii="Century Gothic" w:eastAsia="Century Gothic" w:hAnsi="Century Gothic" w:cs="Century Gothic"/>
-                <w:sz w:val="16"/>
-                <w:szCs w:val="16"/>
-              </w:rPr>
-              <w:t xml:space="preserve">• </w:t>
-            </w:r>
-            <w:proofErr w:type="spellStart"/>
-            <w:r>
-              <w:rPr>
-                <w:rFonts w:ascii="Century Gothic" w:eastAsia="Century Gothic" w:hAnsi="Century Gothic" w:cs="Century Gothic"/>
-                <w:sz w:val="16"/>
-                <w:szCs w:val="16"/>
-              </w:rPr>
-              <w:t>AuditBoard</w:t>
-            </w:r>
-            <w:proofErr w:type="spellEnd"/>
+              <w:t>• AuditBoard</w:t>
+            </w:r>
           </w:p>
         </w:tc>
         <w:tc>
@@ -16228,18 +14896,8 @@
                 <w:sz w:val="16"/>
                 <w:szCs w:val="16"/>
               </w:rPr>
-              <w:t xml:space="preserve">• </w:t>
-            </w:r>
-            <w:proofErr w:type="spellStart"/>
-            <w:r>
-              <w:rPr>
-                <w:rFonts w:ascii="Century Gothic" w:eastAsia="Century Gothic" w:hAnsi="Century Gothic" w:cs="Century Gothic"/>
-                <w:sz w:val="16"/>
-                <w:szCs w:val="16"/>
-              </w:rPr>
-              <w:t>SentinelOne</w:t>
-            </w:r>
-            <w:proofErr w:type="spellEnd"/>
+              <w:t>• SentinelOne</w:t>
+            </w:r>
           </w:p>
           <w:p>
             <w:pPr>
@@ -16658,25 +15316,25 @@
                 <w:sz w:val="16"/>
                 <w:szCs w:val="16"/>
               </w:rPr>
-              <w:t xml:space="preserve">• </w:t>
-            </w:r>
-            <w:proofErr w:type="spellStart"/>
-            <w:r>
+              <w:t>• OneTrust Privacy</w:t>
+            </w:r>
+          </w:p>
+          <w:p>
+            <w:pPr>
+              <w:spacing w:after="40"/>
               <w:rPr>
                 <w:rFonts w:ascii="Century Gothic" w:eastAsia="Century Gothic" w:hAnsi="Century Gothic" w:cs="Century Gothic"/>
                 <w:sz w:val="16"/>
                 <w:szCs w:val="16"/>
               </w:rPr>
-              <w:t>OneTrust</w:t>
-            </w:r>
-            <w:proofErr w:type="spellEnd"/>
+            </w:pPr>
             <w:r>
               <w:rPr>
                 <w:rFonts w:ascii="Century Gothic" w:eastAsia="Century Gothic" w:hAnsi="Century Gothic" w:cs="Century Gothic"/>
                 <w:sz w:val="16"/>
                 <w:szCs w:val="16"/>
               </w:rPr>
-              <w:t xml:space="preserve"> Privacy</w:t>
+              <w:t>• TrustArc</w:t>
             </w:r>
           </w:p>
           <w:p>
@@ -16694,27 +15352,30 @@
                 <w:sz w:val="16"/>
                 <w:szCs w:val="16"/>
               </w:rPr>
-              <w:t xml:space="preserve">• </w:t>
-            </w:r>
-            <w:proofErr w:type="spellStart"/>
-            <w:r>
+              <w:t>• Osano</w:t>
+            </w:r>
+          </w:p>
+          <w:p>
+            <w:pPr>
+              <w:spacing w:after="40"/>
               <w:rPr>
                 <w:rFonts w:ascii="Century Gothic" w:eastAsia="Century Gothic" w:hAnsi="Century Gothic" w:cs="Century Gothic"/>
                 <w:sz w:val="16"/>
                 <w:szCs w:val="16"/>
               </w:rPr>
-              <w:t>TrustArc</w:t>
-            </w:r>
-            <w:proofErr w:type="spellEnd"/>
-          </w:p>
-          <w:p>
-            <w:pPr>
-              <w:spacing w:after="40"/>
+            </w:pPr>
+            <w:r>
               <w:rPr>
                 <w:rFonts w:ascii="Century Gothic" w:eastAsia="Century Gothic" w:hAnsi="Century Gothic" w:cs="Century Gothic"/>
                 <w:sz w:val="16"/>
                 <w:szCs w:val="16"/>
               </w:rPr>
+              <w:t>• BigID</w:t>
+            </w:r>
+          </w:p>
+          <w:p>
+            <w:pPr>
+              <w:spacing w:after="40"/>
             </w:pPr>
             <w:r>
               <w:rPr>
@@ -16722,59 +15383,8 @@
                 <w:sz w:val="16"/>
                 <w:szCs w:val="16"/>
               </w:rPr>
-              <w:t>• Osano</w:t>
-            </w:r>
-          </w:p>
-          <w:p>
-            <w:pPr>
-              <w:spacing w:after="40"/>
-              <w:rPr>
-                <w:rFonts w:ascii="Century Gothic" w:eastAsia="Century Gothic" w:hAnsi="Century Gothic" w:cs="Century Gothic"/>
-                <w:sz w:val="16"/>
-                <w:szCs w:val="16"/>
-              </w:rPr>
-            </w:pPr>
-            <w:r>
-              <w:rPr>
-                <w:rFonts w:ascii="Century Gothic" w:eastAsia="Century Gothic" w:hAnsi="Century Gothic" w:cs="Century Gothic"/>
-                <w:sz w:val="16"/>
-                <w:szCs w:val="16"/>
-              </w:rPr>
-              <w:t xml:space="preserve">• </w:t>
-            </w:r>
-            <w:proofErr w:type="spellStart"/>
-            <w:r>
-              <w:rPr>
-                <w:rFonts w:ascii="Century Gothic" w:eastAsia="Century Gothic" w:hAnsi="Century Gothic" w:cs="Century Gothic"/>
-                <w:sz w:val="16"/>
-                <w:szCs w:val="16"/>
-              </w:rPr>
-              <w:t>BigID</w:t>
-            </w:r>
-            <w:proofErr w:type="spellEnd"/>
-          </w:p>
-          <w:p>
-            <w:pPr>
-              <w:spacing w:after="40"/>
-            </w:pPr>
-            <w:r>
-              <w:rPr>
-                <w:rFonts w:ascii="Century Gothic" w:eastAsia="Century Gothic" w:hAnsi="Century Gothic" w:cs="Century Gothic"/>
-                <w:sz w:val="16"/>
-                <w:szCs w:val="16"/>
-              </w:rPr>
-              <w:t xml:space="preserve">• </w:t>
-            </w:r>
-            <w:proofErr w:type="spellStart"/>
-            <w:r>
-              <w:rPr>
-                <w:rFonts w:ascii="Century Gothic" w:eastAsia="Century Gothic" w:hAnsi="Century Gothic" w:cs="Century Gothic"/>
-                <w:sz w:val="16"/>
-                <w:szCs w:val="16"/>
-              </w:rPr>
-              <w:t>DataGrail</w:t>
-            </w:r>
-            <w:proofErr w:type="spellEnd"/>
+              <w:t>• DataGrail</w:t>
+            </w:r>
           </w:p>
         </w:tc>
       </w:tr>
@@ -16935,21 +15545,12 @@
                 <w:szCs w:val="24"/>
               </w:rPr>
             </w:pPr>
-            <w:proofErr w:type="gramStart"/>
             <w:r>
               <w:rPr>
                 <w:sz w:val="24"/>
                 <w:szCs w:val="24"/>
               </w:rPr>
-              <w:t>Active</w:t>
-            </w:r>
-            <w:proofErr w:type="gramEnd"/>
-            <w:r>
-              <w:rPr>
-                <w:sz w:val="24"/>
-                <w:szCs w:val="24"/>
-              </w:rPr>
-              <w:t xml:space="preserve"> CPE participant in the GRC and cybersecurity governance track. ISACA certifications (CISM, CRISC) represent the global standard for information security management and enterprise risk. Engagement includes the State of Cybersecurity benchmark research and continuing education in AI governance and emerging compliance frameworks.</w:t>
+              <w:t>Active CPE participant in the GRC and cybersecurity governance track. ISACA certifications (CISM, CRISC) represent the global standard for information security management and enterprise risk. Engagement includes the State of Cybersecurity benchmark research and continuing education in AI governance and emerging compliance frameworks.</w:t>
             </w:r>
           </w:p>
         </w:tc>
@@ -17166,21 +15767,12 @@
                 <w:szCs w:val="24"/>
               </w:rPr>
             </w:pPr>
-            <w:proofErr w:type="gramStart"/>
             <w:r>
               <w:rPr>
                 <w:sz w:val="24"/>
                 <w:szCs w:val="24"/>
               </w:rPr>
-              <w:t>Active</w:t>
-            </w:r>
-            <w:proofErr w:type="gramEnd"/>
-            <w:r>
-              <w:rPr>
-                <w:sz w:val="24"/>
-                <w:szCs w:val="24"/>
-              </w:rPr>
-              <w:t xml:space="preserve"> participant in framework development feedback processes. HITRUST CSF r2 is the preferred certification of major US hospital networks. Community participation informs implementation methodology, auditor engagement, and the bridge between HIPAA and HITRUST control frameworks.</w:t>
+              <w:t>Active participant in framework development feedback processes. HITRUST CSF r2 is the preferred certification of major US hospital networks. Community participation informs implementation methodology, auditor engagement, and the bridge between HIPAA and HITRUST control frameworks.</w:t>
             </w:r>
           </w:p>
         </w:tc>
@@ -17262,23 +15854,7 @@
                 <w:sz w:val="24"/>
                 <w:szCs w:val="24"/>
               </w:rPr>
-              <w:t xml:space="preserve">Continuing education </w:t>
-            </w:r>
-            <w:proofErr w:type="gramStart"/>
-            <w:r>
-              <w:rPr>
-                <w:sz w:val="24"/>
-                <w:szCs w:val="24"/>
-              </w:rPr>
-              <w:t>participant</w:t>
-            </w:r>
-            <w:proofErr w:type="gramEnd"/>
-            <w:r>
-              <w:rPr>
-                <w:sz w:val="24"/>
-                <w:szCs w:val="24"/>
-              </w:rPr>
-              <w:t xml:space="preserve"> in the SOC 2 Trust Services Criteria program. AICPA defines and updates the TSC governing every SOC 2 audit globally. Engagement ensures audit-readiness methodology remains current with criteria changes, common deficiency patterns, and evolving assessor expectations.</w:t>
+              <w:t>Continuing education participant in the SOC 2 Trust Services Criteria program. AICPA defines and updates the TSC governing every SOC 2 audit globally. Engagement ensures audit-readiness methodology remains current with criteria changes, common deficiency patterns, and evolving assessor expectations.</w:t>
             </w:r>
           </w:p>
         </w:tc>
@@ -17718,64 +16294,32 @@
                 <w:sz w:val="24"/>
                 <w:szCs w:val="24"/>
               </w:rPr>
-              <w:t xml:space="preserve">Engineering </w:t>
-            </w:r>
-            <w:proofErr w:type="spellStart"/>
+              <w:t>Engineering hrs / cert cycle</w:t>
+            </w:r>
+          </w:p>
+        </w:tc>
+        <w:tc>
+          <w:tcPr>
+            <w:tcW w:w="1774" w:type="dxa"/>
+            <w:tcBorders>
+              <w:bottom w:val="single" w:sz="4" w:space="0" w:color="D0D8E4"/>
+            </w:tcBorders>
+            <w:shd w:val="clear" w:color="auto" w:fill="FFFFFF"/>
+          </w:tcPr>
+          <w:p>
+            <w:pPr>
+              <w:spacing w:after="100"/>
+              <w:rPr>
+                <w:sz w:val="28"/>
+                <w:szCs w:val="28"/>
+              </w:rPr>
+            </w:pPr>
             <w:r>
               <w:rPr>
                 <w:sz w:val="24"/>
                 <w:szCs w:val="24"/>
               </w:rPr>
-              <w:t>hrs</w:t>
-            </w:r>
-            <w:proofErr w:type="spellEnd"/>
-            <w:r>
-              <w:rPr>
-                <w:sz w:val="24"/>
-                <w:szCs w:val="24"/>
-              </w:rPr>
-              <w:t xml:space="preserve"> / cert cycle</w:t>
-            </w:r>
-          </w:p>
-        </w:tc>
-        <w:tc>
-          <w:tcPr>
-            <w:tcW w:w="1774" w:type="dxa"/>
-            <w:tcBorders>
-              <w:bottom w:val="single" w:sz="4" w:space="0" w:color="D0D8E4"/>
-            </w:tcBorders>
-            <w:shd w:val="clear" w:color="auto" w:fill="FFFFFF"/>
-          </w:tcPr>
-          <w:p>
-            <w:pPr>
-              <w:spacing w:after="100"/>
-              <w:rPr>
-                <w:sz w:val="28"/>
-                <w:szCs w:val="28"/>
-              </w:rPr>
-            </w:pPr>
-            <w:r>
-              <w:rPr>
-                <w:sz w:val="24"/>
-                <w:szCs w:val="24"/>
-              </w:rPr>
-              <w:t xml:space="preserve">40 </w:t>
-            </w:r>
-            <w:proofErr w:type="spellStart"/>
-            <w:r>
-              <w:rPr>
-                <w:sz w:val="24"/>
-                <w:szCs w:val="24"/>
-              </w:rPr>
-              <w:t>hrs</w:t>
-            </w:r>
-            <w:proofErr w:type="spellEnd"/>
-            <w:r>
-              <w:rPr>
-                <w:sz w:val="24"/>
-                <w:szCs w:val="24"/>
-              </w:rPr>
-              <w:t xml:space="preserve"> / owner</w:t>
+              <w:t>40 hrs / owner</w:t>
             </w:r>
           </w:p>
         </w:tc>
@@ -17801,25 +16345,7 @@
                 <w:sz w:val="24"/>
                 <w:szCs w:val="24"/>
               </w:rPr>
-              <w:t xml:space="preserve">2 </w:t>
-            </w:r>
-            <w:proofErr w:type="spellStart"/>
-            <w:r>
-              <w:rPr>
-                <w:color w:val="2E8B57"/>
-                <w:sz w:val="24"/>
-                <w:szCs w:val="24"/>
-              </w:rPr>
-              <w:t>hrs</w:t>
-            </w:r>
-            <w:proofErr w:type="spellEnd"/>
-            <w:r>
-              <w:rPr>
-                <w:color w:val="2E8B57"/>
-                <w:sz w:val="24"/>
-                <w:szCs w:val="24"/>
-              </w:rPr>
-              <w:t xml:space="preserve"> / owner</w:t>
+              <w:t>2 hrs / owner</w:t>
             </w:r>
           </w:p>
         </w:tc>
@@ -17948,23 +16474,7 @@
                 <w:sz w:val="24"/>
                 <w:szCs w:val="24"/>
               </w:rPr>
-              <w:t xml:space="preserve">9–12 </w:t>
-            </w:r>
-            <w:proofErr w:type="spellStart"/>
-            <w:r>
-              <w:rPr>
-                <w:sz w:val="24"/>
-                <w:szCs w:val="24"/>
-              </w:rPr>
-              <w:t>mo</w:t>
-            </w:r>
-            <w:proofErr w:type="spellEnd"/>
-            <w:r>
-              <w:rPr>
-                <w:sz w:val="24"/>
-                <w:szCs w:val="24"/>
-              </w:rPr>
-              <w:t xml:space="preserve"> / framework</w:t>
+              <w:t>9–12 mo / framework</w:t>
             </w:r>
           </w:p>
         </w:tc>
@@ -19658,78 +18168,7 @@
         <w:sz w:val="18"/>
         <w:szCs w:val="18"/>
       </w:rPr>
-      <w:t>(1)614-653-</w:t>
-    </w:r>
-    <w:proofErr w:type="gramStart"/>
-    <w:r>
-      <w:rPr>
-        <w:rFonts w:ascii="Century Gothic" w:eastAsia="Century Gothic" w:hAnsi="Century Gothic" w:cs="Century Gothic"/>
-        <w:color w:val="4A5568"/>
-        <w:sz w:val="18"/>
-        <w:szCs w:val="18"/>
-      </w:rPr>
-      <w:t>9066  ·</w:t>
-    </w:r>
-    <w:proofErr w:type="gramEnd"/>
-    <w:r>
-      <w:rPr>
-        <w:rFonts w:ascii="Century Gothic" w:eastAsia="Century Gothic" w:hAnsi="Century Gothic" w:cs="Century Gothic"/>
-        <w:color w:val="4A5568"/>
-        <w:sz w:val="18"/>
-        <w:szCs w:val="18"/>
-      </w:rPr>
-      <w:t xml:space="preserve">  </w:t>
-    </w:r>
-    <w:proofErr w:type="gramStart"/>
-    <w:r>
-      <w:rPr>
-        <w:rFonts w:ascii="Century Gothic" w:eastAsia="Century Gothic" w:hAnsi="Century Gothic" w:cs="Century Gothic"/>
-        <w:color w:val="4A5568"/>
-        <w:sz w:val="18"/>
-        <w:szCs w:val="18"/>
-      </w:rPr>
-      <w:t>savanna.myer@gmail.com  ·</w:t>
-    </w:r>
-    <w:proofErr w:type="gramEnd"/>
-    <w:r>
-      <w:rPr>
-        <w:rFonts w:ascii="Century Gothic" w:eastAsia="Century Gothic" w:hAnsi="Century Gothic" w:cs="Century Gothic"/>
-        <w:color w:val="4A5568"/>
-        <w:sz w:val="18"/>
-        <w:szCs w:val="18"/>
-      </w:rPr>
-      <w:t xml:space="preserve">  linkedin.com/in/</w:t>
-    </w:r>
-    <w:proofErr w:type="spellStart"/>
-    <w:proofErr w:type="gramStart"/>
-    <w:r>
-      <w:rPr>
-        <w:rFonts w:ascii="Century Gothic" w:eastAsia="Century Gothic" w:hAnsi="Century Gothic" w:cs="Century Gothic"/>
-        <w:color w:val="4A5568"/>
-        <w:sz w:val="18"/>
-        <w:szCs w:val="18"/>
-      </w:rPr>
-      <w:t>savannamyer</w:t>
-    </w:r>
-    <w:proofErr w:type="spellEnd"/>
-    <w:r>
-      <w:rPr>
-        <w:rFonts w:ascii="Century Gothic" w:eastAsia="Century Gothic" w:hAnsi="Century Gothic" w:cs="Century Gothic"/>
-        <w:color w:val="4A5568"/>
-        <w:sz w:val="18"/>
-        <w:szCs w:val="18"/>
-      </w:rPr>
-      <w:t xml:space="preserve">  ·</w:t>
-    </w:r>
-    <w:proofErr w:type="gramEnd"/>
-    <w:r>
-      <w:rPr>
-        <w:rFonts w:ascii="Century Gothic" w:eastAsia="Century Gothic" w:hAnsi="Century Gothic" w:cs="Century Gothic"/>
-        <w:color w:val="4A5568"/>
-        <w:sz w:val="18"/>
-        <w:szCs w:val="18"/>
-      </w:rPr>
-      <w:t xml:space="preserve">  savanna.myersmiles.com</w:t>
+      <w:t>(1)614-653-9066  ·  savanna.myer@gmail.com  ·  linkedin.com/in/savannamyer  ·  savanna.myersmiles.com</w:t>
     </w:r>
   </w:p>
 </w:ftr>
@@ -19749,78 +18188,7 @@
         <w:sz w:val="13"/>
         <w:szCs w:val="13"/>
       </w:rPr>
-      <w:t>614-309-</w:t>
-    </w:r>
-    <w:proofErr w:type="gramStart"/>
-    <w:r>
-      <w:rPr>
-        <w:rFonts w:ascii="Century Gothic" w:eastAsia="Century Gothic" w:hAnsi="Century Gothic" w:cs="Century Gothic"/>
-        <w:color w:val="4A5568"/>
-        <w:sz w:val="13"/>
-        <w:szCs w:val="13"/>
-      </w:rPr>
-      <w:t>4272  ·</w:t>
-    </w:r>
-    <w:proofErr w:type="gramEnd"/>
-    <w:r>
-      <w:rPr>
-        <w:rFonts w:ascii="Century Gothic" w:eastAsia="Century Gothic" w:hAnsi="Century Gothic" w:cs="Century Gothic"/>
-        <w:color w:val="4A5568"/>
-        <w:sz w:val="13"/>
-        <w:szCs w:val="13"/>
-      </w:rPr>
-      <w:t xml:space="preserve">  </w:t>
-    </w:r>
-    <w:proofErr w:type="gramStart"/>
-    <w:r>
-      <w:rPr>
-        <w:rFonts w:ascii="Century Gothic" w:eastAsia="Century Gothic" w:hAnsi="Century Gothic" w:cs="Century Gothic"/>
-        <w:color w:val="4A5568"/>
-        <w:sz w:val="13"/>
-        <w:szCs w:val="13"/>
-      </w:rPr>
-      <w:t>savanna.myer@gmail.com  ·</w:t>
-    </w:r>
-    <w:proofErr w:type="gramEnd"/>
-    <w:r>
-      <w:rPr>
-        <w:rFonts w:ascii="Century Gothic" w:eastAsia="Century Gothic" w:hAnsi="Century Gothic" w:cs="Century Gothic"/>
-        <w:color w:val="4A5568"/>
-        <w:sz w:val="13"/>
-        <w:szCs w:val="13"/>
-      </w:rPr>
-      <w:t xml:space="preserve">  linkedin.com/in/</w:t>
-    </w:r>
-    <w:proofErr w:type="spellStart"/>
-    <w:proofErr w:type="gramStart"/>
-    <w:r>
-      <w:rPr>
-        <w:rFonts w:ascii="Century Gothic" w:eastAsia="Century Gothic" w:hAnsi="Century Gothic" w:cs="Century Gothic"/>
-        <w:color w:val="4A5568"/>
-        <w:sz w:val="13"/>
-        <w:szCs w:val="13"/>
-      </w:rPr>
-      <w:t>savannamyer</w:t>
-    </w:r>
-    <w:proofErr w:type="spellEnd"/>
-    <w:r>
-      <w:rPr>
-        <w:rFonts w:ascii="Century Gothic" w:eastAsia="Century Gothic" w:hAnsi="Century Gothic" w:cs="Century Gothic"/>
-        <w:color w:val="4A5568"/>
-        <w:sz w:val="13"/>
-        <w:szCs w:val="13"/>
-      </w:rPr>
-      <w:t xml:space="preserve">  ·</w:t>
-    </w:r>
-    <w:proofErr w:type="gramEnd"/>
-    <w:r>
-      <w:rPr>
-        <w:rFonts w:ascii="Century Gothic" w:eastAsia="Century Gothic" w:hAnsi="Century Gothic" w:cs="Century Gothic"/>
-        <w:color w:val="4A5568"/>
-        <w:sz w:val="13"/>
-        <w:szCs w:val="13"/>
-      </w:rPr>
-      <w:t xml:space="preserve">  savanna.myersmiles.com</w:t>
+      <w:t>614-309-4272  ·  savanna.myer@gmail.com  ·  linkedin.com/in/savannamyer  ·  savanna.myersmiles.com</w:t>
     </w:r>
   </w:p>
 </w:ftr>
